--- a/detail.docx
+++ b/detail.docx
@@ -16,7 +16,73 @@
         </w:numPr>
       </w:pPr>
       <w:r>
-        <w:t>create</w:t>
+        <w:t>C</w:t>
+      </w:r>
+      <w:r>
+        <w:t>reate</w:t>
+      </w:r>
+      <w:r>
+        <w:t>:</w:t>
+      </w:r>
+    </w:p>
+    <w:p>
+      <w:pPr>
+        <w:pStyle w:val="ListParagraph"/>
+        <w:numPr>
+          <w:ilvl w:val="0"/>
+          <w:numId w:val="7"/>
+        </w:numPr>
+      </w:pPr>
+      <w:r>
+        <w:t>Taking first name and last name from the user</w:t>
+      </w:r>
+    </w:p>
+    <w:p>
+      <w:pPr>
+        <w:pStyle w:val="ListParagraph"/>
+        <w:numPr>
+          <w:ilvl w:val="0"/>
+          <w:numId w:val="7"/>
+        </w:numPr>
+      </w:pPr>
+      <w:r>
+        <w:t>Creating id using first letter of first name and last name</w:t>
+      </w:r>
+    </w:p>
+    <w:p>
+      <w:pPr>
+        <w:pStyle w:val="ListParagraph"/>
+        <w:numPr>
+          <w:ilvl w:val="0"/>
+          <w:numId w:val="7"/>
+        </w:numPr>
+      </w:pPr>
+      <w:r>
+        <w:t>Checking user.txt is exist in the same directory or not:</w:t>
+      </w:r>
+    </w:p>
+    <w:p>
+      <w:pPr>
+        <w:pStyle w:val="ListParagraph"/>
+        <w:numPr>
+          <w:ilvl w:val="0"/>
+          <w:numId w:val="8"/>
+        </w:numPr>
+      </w:pPr>
+      <w:r>
+        <w:t>If file does not exists creating file and adding first data (writing first data in the file)</w:t>
+      </w:r>
+    </w:p>
+    <w:p>
+      <w:pPr>
+        <w:pStyle w:val="ListParagraph"/>
+        <w:numPr>
+          <w:ilvl w:val="0"/>
+          <w:numId w:val="8"/>
+        </w:numPr>
+      </w:pPr>
+      <w:r>
+        <w:t>If the data already exist then append data in the file</w:t>
       </w:r>
     </w:p>
     <w:p>
@@ -26,10 +92,13 @@
     </w:p>
     <w:p>
       <w:r>
+        <w:rPr>
+          <w:noProof/>
+        </w:rPr>
         <w:drawing>
-          <wp:inline distT="0" distB="0" distL="0" distR="0" wp14:anchorId="0EADF7B5" wp14:editId="4304A1F0">
-            <wp:extent cx="5849166" cy="6506483"/>
-            <wp:effectExtent l="0" t="0" r="0" b="8890"/>
+          <wp:inline distT="0" distB="0" distL="0" distR="0" wp14:anchorId="0EADF7B5" wp14:editId="5347E735">
+            <wp:extent cx="5029182" cy="5594350"/>
+            <wp:effectExtent l="0" t="0" r="635" b="6350"/>
             <wp:docPr id="1064550708" name="Picture 1"/>
             <wp:cNvGraphicFramePr>
               <a:graphicFrameLocks xmlns:a="http://schemas.openxmlformats.org/drawingml/2006/main" noChangeAspect="1"/>
@@ -50,7 +119,7 @@
                   <pic:spPr>
                     <a:xfrm>
                       <a:off x="0" y="0"/>
-                      <a:ext cx="5849166" cy="6506483"/>
+                      <a:ext cx="5035227" cy="5601074"/>
                     </a:xfrm>
                     <a:prstGeom prst="rect">
                       <a:avLst/>
@@ -71,7 +140,9 @@
     <w:p/>
     <w:p>
       <w:r>
-        <w:lastRenderedPageBreak/>
+        <w:rPr>
+          <w:noProof/>
+        </w:rPr>
         <w:drawing>
           <wp:inline distT="0" distB="0" distL="0" distR="0" wp14:anchorId="75C08136" wp14:editId="7529E77B">
             <wp:extent cx="2562583" cy="2638793"/>
@@ -110,20 +181,15 @@
       </w:r>
     </w:p>
     <w:p>
-      <w:r>
-        <w:t>Logic:</w:t>
-      </w:r>
-    </w:p>
-    <w:p>
       <w:pPr>
         <w:pStyle w:val="ListParagraph"/>
         <w:numPr>
           <w:ilvl w:val="0"/>
-          <w:numId w:val="5"/>
+          <w:numId w:val="1"/>
         </w:numPr>
       </w:pPr>
       <w:r>
-        <w:t>taking input from user “ first name” and “last name “</w:t>
+        <w:t>Read user.txt</w:t>
       </w:r>
     </w:p>
     <w:p>
@@ -131,11 +197,112 @@
         <w:pStyle w:val="ListParagraph"/>
         <w:numPr>
           <w:ilvl w:val="0"/>
-          <w:numId w:val="5"/>
+          <w:numId w:val="9"/>
         </w:numPr>
       </w:pPr>
       <w:r>
-        <w:t>creating id using from the first letter of “First name “ and “ last name” and adding number to it</w:t>
+        <w:t>If user.txt is available in the file read all the data</w:t>
+      </w:r>
+    </w:p>
+    <w:p>
+      <w:r>
+        <w:t>Code:</w:t>
+      </w:r>
+    </w:p>
+    <w:p>
+      <w:r>
+        <w:drawing>
+          <wp:inline distT="0" distB="0" distL="0" distR="0" wp14:anchorId="10B396DA" wp14:editId="54AEE31D">
+            <wp:extent cx="3419952" cy="1810003"/>
+            <wp:effectExtent l="0" t="0" r="0" b="0"/>
+            <wp:docPr id="855242380" name="Picture 1"/>
+            <wp:cNvGraphicFramePr>
+              <a:graphicFrameLocks xmlns:a="http://schemas.openxmlformats.org/drawingml/2006/main" noChangeAspect="1"/>
+            </wp:cNvGraphicFramePr>
+            <a:graphic xmlns:a="http://schemas.openxmlformats.org/drawingml/2006/main">
+              <a:graphicData uri="http://schemas.openxmlformats.org/drawingml/2006/picture">
+                <pic:pic xmlns:pic="http://schemas.openxmlformats.org/drawingml/2006/picture">
+                  <pic:nvPicPr>
+                    <pic:cNvPr id="855242380" name=""/>
+                    <pic:cNvPicPr/>
+                  </pic:nvPicPr>
+                  <pic:blipFill>
+                    <a:blip r:embed="rId7"/>
+                    <a:stretch>
+                      <a:fillRect/>
+                    </a:stretch>
+                  </pic:blipFill>
+                  <pic:spPr>
+                    <a:xfrm>
+                      <a:off x="0" y="0"/>
+                      <a:ext cx="3419952" cy="1810003"/>
+                    </a:xfrm>
+                    <a:prstGeom prst="rect">
+                      <a:avLst/>
+                    </a:prstGeom>
+                  </pic:spPr>
+                </pic:pic>
+              </a:graphicData>
+            </a:graphic>
+          </wp:inline>
+        </w:drawing>
+      </w:r>
+    </w:p>
+    <w:p>
+      <w:r>
+        <w:t xml:space="preserve">Output: </w:t>
+      </w:r>
+    </w:p>
+    <w:p>
+      <w:r>
+        <w:lastRenderedPageBreak/>
+        <w:drawing>
+          <wp:inline distT="0" distB="0" distL="0" distR="0" wp14:anchorId="011E41B7" wp14:editId="00CBB23F">
+            <wp:extent cx="2457793" cy="2105319"/>
+            <wp:effectExtent l="0" t="0" r="0" b="9525"/>
+            <wp:docPr id="108931228" name="Picture 1"/>
+            <wp:cNvGraphicFramePr>
+              <a:graphicFrameLocks xmlns:a="http://schemas.openxmlformats.org/drawingml/2006/main" noChangeAspect="1"/>
+            </wp:cNvGraphicFramePr>
+            <a:graphic xmlns:a="http://schemas.openxmlformats.org/drawingml/2006/main">
+              <a:graphicData uri="http://schemas.openxmlformats.org/drawingml/2006/picture">
+                <pic:pic xmlns:pic="http://schemas.openxmlformats.org/drawingml/2006/picture">
+                  <pic:nvPicPr>
+                    <pic:cNvPr id="108931228" name=""/>
+                    <pic:cNvPicPr/>
+                  </pic:nvPicPr>
+                  <pic:blipFill>
+                    <a:blip r:embed="rId8"/>
+                    <a:stretch>
+                      <a:fillRect/>
+                    </a:stretch>
+                  </pic:blipFill>
+                  <pic:spPr>
+                    <a:xfrm>
+                      <a:off x="0" y="0"/>
+                      <a:ext cx="2457793" cy="2105319"/>
+                    </a:xfrm>
+                    <a:prstGeom prst="rect">
+                      <a:avLst/>
+                    </a:prstGeom>
+                  </pic:spPr>
+                </pic:pic>
+              </a:graphicData>
+            </a:graphic>
+          </wp:inline>
+        </w:drawing>
+      </w:r>
+    </w:p>
+    <w:p/>
+    <w:p>
+      <w:r>
+        <w:t>3. Read user.txt using specific id</w:t>
+      </w:r>
+    </w:p>
+    <w:p>
+      <w:r>
+        <w:tab/>
+        <w:t>Logic:</w:t>
       </w:r>
     </w:p>
     <w:p>
@@ -143,14 +310,1395 @@
         <w:pStyle w:val="ListParagraph"/>
         <w:numPr>
           <w:ilvl w:val="0"/>
-          <w:numId w:val="6"/>
+          <w:numId w:val="10"/>
         </w:numPr>
       </w:pPr>
       <w:r>
-        <w:t xml:space="preserve">if the </w:t>
+        <w:t xml:space="preserve">Check file exists or not – if file does not </w:t>
+      </w:r>
+      <w:r>
+        <w:t>exist</w:t>
+      </w:r>
+      <w:r>
+        <w:t xml:space="preserve"> return file does not exist.</w:t>
+      </w:r>
+    </w:p>
+    <w:p>
+      <w:pPr>
+        <w:pStyle w:val="ListParagraph"/>
+        <w:numPr>
+          <w:ilvl w:val="0"/>
+          <w:numId w:val="10"/>
+        </w:numPr>
+      </w:pPr>
+      <w:r>
+        <w:t xml:space="preserve">Taking input from user that is </w:t>
+      </w:r>
+      <w:r>
+        <w:t>id to</w:t>
+      </w:r>
+      <w:r>
+        <w:t xml:space="preserve"> find specific user data</w:t>
+      </w:r>
+    </w:p>
+    <w:p>
+      <w:pPr>
+        <w:pStyle w:val="ListParagraph"/>
+        <w:numPr>
+          <w:ilvl w:val="0"/>
+          <w:numId w:val="10"/>
+        </w:numPr>
+      </w:pPr>
+      <w:r>
+        <w:t>Open file in read mode</w:t>
+      </w:r>
+    </w:p>
+    <w:p>
+      <w:pPr>
+        <w:pStyle w:val="ListParagraph"/>
+        <w:numPr>
+          <w:ilvl w:val="0"/>
+          <w:numId w:val="10"/>
+        </w:numPr>
+      </w:pPr>
+      <w:r>
+        <w:t>List all the line in list</w:t>
+      </w:r>
+    </w:p>
+    <w:p>
+      <w:pPr>
+        <w:pStyle w:val="ListParagraph"/>
+        <w:numPr>
+          <w:ilvl w:val="0"/>
+          <w:numId w:val="10"/>
+        </w:numPr>
+      </w:pPr>
+      <w:r>
+        <w:t>Loop all the lists</w:t>
+      </w:r>
+    </w:p>
+    <w:p>
+      <w:pPr>
+        <w:pStyle w:val="ListParagraph"/>
+        <w:numPr>
+          <w:ilvl w:val="0"/>
+          <w:numId w:val="10"/>
+        </w:numPr>
+      </w:pPr>
+      <w:r>
+        <w:t xml:space="preserve">Check </w:t>
+      </w:r>
+      <w:r>
+        <w:t>target id is in the line or not</w:t>
+      </w:r>
+    </w:p>
+    <w:p>
+      <w:pPr>
+        <w:pStyle w:val="ListParagraph"/>
+        <w:numPr>
+          <w:ilvl w:val="0"/>
+          <w:numId w:val="11"/>
+        </w:numPr>
+      </w:pPr>
+      <w:r>
+        <w:t>If target id in not there return id does not available.</w:t>
+      </w:r>
+    </w:p>
+    <w:p>
+      <w:pPr>
+        <w:pStyle w:val="ListParagraph"/>
+        <w:numPr>
+          <w:ilvl w:val="0"/>
+          <w:numId w:val="11"/>
+        </w:numPr>
+      </w:pPr>
+      <w:r>
+        <w:t xml:space="preserve"> If User id is found Print user data in the file </w:t>
+      </w:r>
+      <w:r>
+        <w:t xml:space="preserve"> </w:t>
+      </w:r>
+    </w:p>
+    <w:p>
+      <w:r>
+        <w:t>Code:</w:t>
+      </w:r>
+    </w:p>
+    <w:p>
+      <w:pPr>
+        <w:ind w:left="540"/>
+      </w:pPr>
+      <w:r>
+        <w:drawing>
+          <wp:inline distT="0" distB="0" distL="0" distR="0" wp14:anchorId="361300C3" wp14:editId="15295A5D">
+            <wp:extent cx="3325645" cy="2857500"/>
+            <wp:effectExtent l="0" t="0" r="8255" b="0"/>
+            <wp:docPr id="2028143481" name="Picture 1"/>
+            <wp:cNvGraphicFramePr>
+              <a:graphicFrameLocks xmlns:a="http://schemas.openxmlformats.org/drawingml/2006/main" noChangeAspect="1"/>
+            </wp:cNvGraphicFramePr>
+            <a:graphic xmlns:a="http://schemas.openxmlformats.org/drawingml/2006/main">
+              <a:graphicData uri="http://schemas.openxmlformats.org/drawingml/2006/picture">
+                <pic:pic xmlns:pic="http://schemas.openxmlformats.org/drawingml/2006/picture">
+                  <pic:nvPicPr>
+                    <pic:cNvPr id="2028143481" name=""/>
+                    <pic:cNvPicPr/>
+                  </pic:nvPicPr>
+                  <pic:blipFill>
+                    <a:blip r:embed="rId9"/>
+                    <a:stretch>
+                      <a:fillRect/>
+                    </a:stretch>
+                  </pic:blipFill>
+                  <pic:spPr>
+                    <a:xfrm>
+                      <a:off x="0" y="0"/>
+                      <a:ext cx="3332321" cy="2863236"/>
+                    </a:xfrm>
+                    <a:prstGeom prst="rect">
+                      <a:avLst/>
+                    </a:prstGeom>
+                  </pic:spPr>
+                </pic:pic>
+              </a:graphicData>
+            </a:graphic>
+          </wp:inline>
+        </w:drawing>
+      </w:r>
+    </w:p>
+    <w:p>
+      <w:pPr>
+        <w:ind w:left="540"/>
+      </w:pPr>
+      <w:r>
+        <w:lastRenderedPageBreak/>
+        <w:t>Output:</w:t>
+      </w:r>
+    </w:p>
+    <w:p>
+      <w:pPr>
+        <w:ind w:left="540"/>
+      </w:pPr>
+      <w:r>
+        <w:drawing>
+          <wp:inline distT="0" distB="0" distL="0" distR="0" wp14:anchorId="2B7DC4C0" wp14:editId="12F1B1E0">
+            <wp:extent cx="2505425" cy="619211"/>
+            <wp:effectExtent l="0" t="0" r="9525" b="0"/>
+            <wp:docPr id="1534417462" name="Picture 1"/>
+            <wp:cNvGraphicFramePr>
+              <a:graphicFrameLocks xmlns:a="http://schemas.openxmlformats.org/drawingml/2006/main" noChangeAspect="1"/>
+            </wp:cNvGraphicFramePr>
+            <a:graphic xmlns:a="http://schemas.openxmlformats.org/drawingml/2006/main">
+              <a:graphicData uri="http://schemas.openxmlformats.org/drawingml/2006/picture">
+                <pic:pic xmlns:pic="http://schemas.openxmlformats.org/drawingml/2006/picture">
+                  <pic:nvPicPr>
+                    <pic:cNvPr id="1534417462" name=""/>
+                    <pic:cNvPicPr/>
+                  </pic:nvPicPr>
+                  <pic:blipFill>
+                    <a:blip r:embed="rId10"/>
+                    <a:stretch>
+                      <a:fillRect/>
+                    </a:stretch>
+                  </pic:blipFill>
+                  <pic:spPr>
+                    <a:xfrm>
+                      <a:off x="0" y="0"/>
+                      <a:ext cx="2505425" cy="619211"/>
+                    </a:xfrm>
+                    <a:prstGeom prst="rect">
+                      <a:avLst/>
+                    </a:prstGeom>
+                  </pic:spPr>
+                </pic:pic>
+              </a:graphicData>
+            </a:graphic>
+          </wp:inline>
+        </w:drawing>
+      </w:r>
+    </w:p>
+    <w:p>
+      <w:r>
+        <w:t>4. update product using id</w:t>
+      </w:r>
+    </w:p>
+    <w:p>
+      <w:r>
+        <w:t>Logic:</w:t>
+      </w:r>
+    </w:p>
+    <w:p>
+      <w:pPr>
+        <w:pStyle w:val="ListParagraph"/>
+        <w:numPr>
+          <w:ilvl w:val="0"/>
+          <w:numId w:val="12"/>
+        </w:numPr>
+      </w:pPr>
+      <w:r>
+        <w:t>Check file exists or not – if file does not exist return file does not exist.</w:t>
+      </w:r>
+    </w:p>
+    <w:p>
+      <w:pPr>
+        <w:pStyle w:val="ListParagraph"/>
+        <w:numPr>
+          <w:ilvl w:val="0"/>
+          <w:numId w:val="12"/>
+        </w:numPr>
+      </w:pPr>
+      <w:r>
+        <w:t>Taking input from user that is id to find specific user data</w:t>
+      </w:r>
+    </w:p>
+    <w:p>
+      <w:pPr>
+        <w:pStyle w:val="ListParagraph"/>
+        <w:numPr>
+          <w:ilvl w:val="0"/>
+          <w:numId w:val="12"/>
+        </w:numPr>
+      </w:pPr>
+      <w:r>
+        <w:t>Open file in read mode</w:t>
+      </w:r>
+    </w:p>
+    <w:p>
+      <w:pPr>
+        <w:pStyle w:val="ListParagraph"/>
+        <w:numPr>
+          <w:ilvl w:val="0"/>
+          <w:numId w:val="12"/>
+        </w:numPr>
+      </w:pPr>
+      <w:r>
+        <w:t>Find the id which you want to update</w:t>
+      </w:r>
+    </w:p>
+    <w:p>
+      <w:pPr>
+        <w:pStyle w:val="ListParagraph"/>
+        <w:numPr>
+          <w:ilvl w:val="0"/>
+          <w:numId w:val="12"/>
+        </w:numPr>
+      </w:pPr>
+      <w:r>
+        <w:t>If found update data</w:t>
+      </w:r>
+    </w:p>
+    <w:p>
+      <w:pPr>
+        <w:pStyle w:val="ListParagraph"/>
+        <w:numPr>
+          <w:ilvl w:val="0"/>
+          <w:numId w:val="12"/>
+        </w:numPr>
+      </w:pPr>
+      <w:r>
+        <w:t>Else return id not found</w:t>
+      </w:r>
+    </w:p>
+    <w:p>
+      <w:r>
+        <w:t>Code:</w:t>
       </w:r>
     </w:p>
     <w:p/>
+    <w:p>
+      <w:r>
+        <w:drawing>
+          <wp:inline distT="0" distB="0" distL="0" distR="0" wp14:anchorId="4F9122F7" wp14:editId="0DF72A9C">
+            <wp:extent cx="5715798" cy="4315427"/>
+            <wp:effectExtent l="0" t="0" r="0" b="9525"/>
+            <wp:docPr id="555888450" name="Picture 1"/>
+            <wp:cNvGraphicFramePr>
+              <a:graphicFrameLocks xmlns:a="http://schemas.openxmlformats.org/drawingml/2006/main" noChangeAspect="1"/>
+            </wp:cNvGraphicFramePr>
+            <a:graphic xmlns:a="http://schemas.openxmlformats.org/drawingml/2006/main">
+              <a:graphicData uri="http://schemas.openxmlformats.org/drawingml/2006/picture">
+                <pic:pic xmlns:pic="http://schemas.openxmlformats.org/drawingml/2006/picture">
+                  <pic:nvPicPr>
+                    <pic:cNvPr id="555888450" name=""/>
+                    <pic:cNvPicPr/>
+                  </pic:nvPicPr>
+                  <pic:blipFill>
+                    <a:blip r:embed="rId11"/>
+                    <a:stretch>
+                      <a:fillRect/>
+                    </a:stretch>
+                  </pic:blipFill>
+                  <pic:spPr>
+                    <a:xfrm>
+                      <a:off x="0" y="0"/>
+                      <a:ext cx="5715798" cy="4315427"/>
+                    </a:xfrm>
+                    <a:prstGeom prst="rect">
+                      <a:avLst/>
+                    </a:prstGeom>
+                  </pic:spPr>
+                </pic:pic>
+              </a:graphicData>
+            </a:graphic>
+          </wp:inline>
+        </w:drawing>
+      </w:r>
+    </w:p>
+    <w:p>
+      <w:r>
+        <w:lastRenderedPageBreak/>
+        <w:t>Output:</w:t>
+      </w:r>
+    </w:p>
+    <w:p>
+      <w:r>
+        <w:drawing>
+          <wp:inline distT="0" distB="0" distL="0" distR="0" wp14:anchorId="79ECEFDC" wp14:editId="11BABCAB">
+            <wp:extent cx="2534004" cy="676369"/>
+            <wp:effectExtent l="0" t="0" r="0" b="9525"/>
+            <wp:docPr id="1176927915" name="Picture 1"/>
+            <wp:cNvGraphicFramePr>
+              <a:graphicFrameLocks xmlns:a="http://schemas.openxmlformats.org/drawingml/2006/main" noChangeAspect="1"/>
+            </wp:cNvGraphicFramePr>
+            <a:graphic xmlns:a="http://schemas.openxmlformats.org/drawingml/2006/main">
+              <a:graphicData uri="http://schemas.openxmlformats.org/drawingml/2006/picture">
+                <pic:pic xmlns:pic="http://schemas.openxmlformats.org/drawingml/2006/picture">
+                  <pic:nvPicPr>
+                    <pic:cNvPr id="1176927915" name=""/>
+                    <pic:cNvPicPr/>
+                  </pic:nvPicPr>
+                  <pic:blipFill>
+                    <a:blip r:embed="rId12"/>
+                    <a:stretch>
+                      <a:fillRect/>
+                    </a:stretch>
+                  </pic:blipFill>
+                  <pic:spPr>
+                    <a:xfrm>
+                      <a:off x="0" y="0"/>
+                      <a:ext cx="2534004" cy="676369"/>
+                    </a:xfrm>
+                    <a:prstGeom prst="rect">
+                      <a:avLst/>
+                    </a:prstGeom>
+                  </pic:spPr>
+                </pic:pic>
+              </a:graphicData>
+            </a:graphic>
+          </wp:inline>
+        </w:drawing>
+      </w:r>
+      <w:r>
+        <w:t xml:space="preserve"> </w:t>
+      </w:r>
+      <w:r>
+        <w:drawing>
+          <wp:inline distT="0" distB="0" distL="0" distR="0" wp14:anchorId="02CBE335" wp14:editId="62D816A2">
+            <wp:extent cx="2029108" cy="533474"/>
+            <wp:effectExtent l="0" t="0" r="9525" b="0"/>
+            <wp:docPr id="234799755" name="Picture 1"/>
+            <wp:cNvGraphicFramePr>
+              <a:graphicFrameLocks xmlns:a="http://schemas.openxmlformats.org/drawingml/2006/main" noChangeAspect="1"/>
+            </wp:cNvGraphicFramePr>
+            <a:graphic xmlns:a="http://schemas.openxmlformats.org/drawingml/2006/main">
+              <a:graphicData uri="http://schemas.openxmlformats.org/drawingml/2006/picture">
+                <pic:pic xmlns:pic="http://schemas.openxmlformats.org/drawingml/2006/picture">
+                  <pic:nvPicPr>
+                    <pic:cNvPr id="234799755" name=""/>
+                    <pic:cNvPicPr/>
+                  </pic:nvPicPr>
+                  <pic:blipFill>
+                    <a:blip r:embed="rId13"/>
+                    <a:stretch>
+                      <a:fillRect/>
+                    </a:stretch>
+                  </pic:blipFill>
+                  <pic:spPr>
+                    <a:xfrm>
+                      <a:off x="0" y="0"/>
+                      <a:ext cx="2029108" cy="533474"/>
+                    </a:xfrm>
+                    <a:prstGeom prst="rect">
+                      <a:avLst/>
+                    </a:prstGeom>
+                  </pic:spPr>
+                </pic:pic>
+              </a:graphicData>
+            </a:graphic>
+          </wp:inline>
+        </w:drawing>
+      </w:r>
+    </w:p>
+    <w:p/>
+    <w:p>
+      <w:r>
+        <w:t>5. Delete user from id</w:t>
+      </w:r>
+    </w:p>
+    <w:p>
+      <w:r>
+        <w:t>Logic:</w:t>
+      </w:r>
+    </w:p>
+    <w:p>
+      <w:pPr>
+        <w:pStyle w:val="ListParagraph"/>
+        <w:numPr>
+          <w:ilvl w:val="0"/>
+          <w:numId w:val="13"/>
+        </w:numPr>
+      </w:pPr>
+      <w:r>
+        <w:t>Give input id to delete user</w:t>
+      </w:r>
+    </w:p>
+    <w:p>
+      <w:pPr>
+        <w:pStyle w:val="ListParagraph"/>
+        <w:numPr>
+          <w:ilvl w:val="0"/>
+          <w:numId w:val="13"/>
+        </w:numPr>
+      </w:pPr>
+      <w:r>
+        <w:t>Find the user id similar to previous steps</w:t>
+      </w:r>
+    </w:p>
+    <w:p>
+      <w:pPr>
+        <w:pStyle w:val="ListParagraph"/>
+        <w:numPr>
+          <w:ilvl w:val="0"/>
+          <w:numId w:val="13"/>
+        </w:numPr>
+      </w:pPr>
+      <w:r>
+        <w:t>If user id is found delete lines</w:t>
+      </w:r>
+    </w:p>
+    <w:p>
+      <w:pPr>
+        <w:pStyle w:val="ListParagraph"/>
+        <w:numPr>
+          <w:ilvl w:val="0"/>
+          <w:numId w:val="13"/>
+        </w:numPr>
+      </w:pPr>
+      <w:r>
+        <w:t>Write these lines in the file</w:t>
+      </w:r>
+    </w:p>
+    <w:p>
+      <w:r>
+        <w:t>Code:</w:t>
+      </w:r>
+    </w:p>
+    <w:p>
+      <w:r>
+        <w:drawing>
+          <wp:inline distT="0" distB="0" distL="0" distR="0" wp14:anchorId="607BA66B" wp14:editId="02AC49AA">
+            <wp:extent cx="5639587" cy="4163006"/>
+            <wp:effectExtent l="0" t="0" r="0" b="9525"/>
+            <wp:docPr id="272891771" name="Picture 1"/>
+            <wp:cNvGraphicFramePr>
+              <a:graphicFrameLocks xmlns:a="http://schemas.openxmlformats.org/drawingml/2006/main" noChangeAspect="1"/>
+            </wp:cNvGraphicFramePr>
+            <a:graphic xmlns:a="http://schemas.openxmlformats.org/drawingml/2006/main">
+              <a:graphicData uri="http://schemas.openxmlformats.org/drawingml/2006/picture">
+                <pic:pic xmlns:pic="http://schemas.openxmlformats.org/drawingml/2006/picture">
+                  <pic:nvPicPr>
+                    <pic:cNvPr id="272891771" name=""/>
+                    <pic:cNvPicPr/>
+                  </pic:nvPicPr>
+                  <pic:blipFill>
+                    <a:blip r:embed="rId14"/>
+                    <a:stretch>
+                      <a:fillRect/>
+                    </a:stretch>
+                  </pic:blipFill>
+                  <pic:spPr>
+                    <a:xfrm>
+                      <a:off x="0" y="0"/>
+                      <a:ext cx="5639587" cy="4163006"/>
+                    </a:xfrm>
+                    <a:prstGeom prst="rect">
+                      <a:avLst/>
+                    </a:prstGeom>
+                  </pic:spPr>
+                </pic:pic>
+              </a:graphicData>
+            </a:graphic>
+          </wp:inline>
+        </w:drawing>
+      </w:r>
+    </w:p>
+    <w:p>
+      <w:r>
+        <w:t>Output :</w:t>
+      </w:r>
+    </w:p>
+    <w:p>
+      <w:pPr>
+        <w:rPr>
+          <w:noProof/>
+        </w:rPr>
+      </w:pPr>
+      <w:r>
+        <w:lastRenderedPageBreak/>
+        <w:drawing>
+          <wp:inline distT="0" distB="0" distL="0" distR="0" wp14:anchorId="1858D6B4" wp14:editId="30D7F85D">
+            <wp:extent cx="2258237" cy="2048494"/>
+            <wp:effectExtent l="0" t="0" r="8890" b="9525"/>
+            <wp:docPr id="641130180" name="Picture 1"/>
+            <wp:cNvGraphicFramePr>
+              <a:graphicFrameLocks xmlns:a="http://schemas.openxmlformats.org/drawingml/2006/main" noChangeAspect="1"/>
+            </wp:cNvGraphicFramePr>
+            <a:graphic xmlns:a="http://schemas.openxmlformats.org/drawingml/2006/main">
+              <a:graphicData uri="http://schemas.openxmlformats.org/drawingml/2006/picture">
+                <pic:pic xmlns:pic="http://schemas.openxmlformats.org/drawingml/2006/picture">
+                  <pic:nvPicPr>
+                    <pic:cNvPr id="641130180" name=""/>
+                    <pic:cNvPicPr/>
+                  </pic:nvPicPr>
+                  <pic:blipFill>
+                    <a:blip r:embed="rId15"/>
+                    <a:stretch>
+                      <a:fillRect/>
+                    </a:stretch>
+                  </pic:blipFill>
+                  <pic:spPr>
+                    <a:xfrm>
+                      <a:off x="0" y="0"/>
+                      <a:ext cx="2264379" cy="2054066"/>
+                    </a:xfrm>
+                    <a:prstGeom prst="rect">
+                      <a:avLst/>
+                    </a:prstGeom>
+                  </pic:spPr>
+                </pic:pic>
+              </a:graphicData>
+            </a:graphic>
+          </wp:inline>
+        </w:drawing>
+      </w:r>
+      <w:r>
+        <w:rPr>
+          <w:noProof/>
+        </w:rPr>
+        <w:t xml:space="preserve"> </w:t>
+      </w:r>
+      <w:r>
+        <w:drawing>
+          <wp:inline distT="0" distB="0" distL="0" distR="0" wp14:anchorId="281571C8" wp14:editId="1BB565C4">
+            <wp:extent cx="1832634" cy="1674421"/>
+            <wp:effectExtent l="0" t="0" r="0" b="2540"/>
+            <wp:docPr id="623394472" name="Picture 1"/>
+            <wp:cNvGraphicFramePr>
+              <a:graphicFrameLocks xmlns:a="http://schemas.openxmlformats.org/drawingml/2006/main" noChangeAspect="1"/>
+            </wp:cNvGraphicFramePr>
+            <a:graphic xmlns:a="http://schemas.openxmlformats.org/drawingml/2006/main">
+              <a:graphicData uri="http://schemas.openxmlformats.org/drawingml/2006/picture">
+                <pic:pic xmlns:pic="http://schemas.openxmlformats.org/drawingml/2006/picture">
+                  <pic:nvPicPr>
+                    <pic:cNvPr id="623394472" name=""/>
+                    <pic:cNvPicPr/>
+                  </pic:nvPicPr>
+                  <pic:blipFill>
+                    <a:blip r:embed="rId16"/>
+                    <a:stretch>
+                      <a:fillRect/>
+                    </a:stretch>
+                  </pic:blipFill>
+                  <pic:spPr>
+                    <a:xfrm>
+                      <a:off x="0" y="0"/>
+                      <a:ext cx="1839231" cy="1680448"/>
+                    </a:xfrm>
+                    <a:prstGeom prst="rect">
+                      <a:avLst/>
+                    </a:prstGeom>
+                  </pic:spPr>
+                </pic:pic>
+              </a:graphicData>
+            </a:graphic>
+          </wp:inline>
+        </w:drawing>
+      </w:r>
+      <w:r>
+        <w:drawing>
+          <wp:inline distT="0" distB="0" distL="0" distR="0" wp14:anchorId="4ECE56FF" wp14:editId="1B8B48F9">
+            <wp:extent cx="4162301" cy="695033"/>
+            <wp:effectExtent l="0" t="0" r="0" b="0"/>
+            <wp:docPr id="1397958559" name="Picture 1"/>
+            <wp:cNvGraphicFramePr>
+              <a:graphicFrameLocks xmlns:a="http://schemas.openxmlformats.org/drawingml/2006/main" noChangeAspect="1"/>
+            </wp:cNvGraphicFramePr>
+            <a:graphic xmlns:a="http://schemas.openxmlformats.org/drawingml/2006/main">
+              <a:graphicData uri="http://schemas.openxmlformats.org/drawingml/2006/picture">
+                <pic:pic xmlns:pic="http://schemas.openxmlformats.org/drawingml/2006/picture">
+                  <pic:nvPicPr>
+                    <pic:cNvPr id="1397958559" name=""/>
+                    <pic:cNvPicPr/>
+                  </pic:nvPicPr>
+                  <pic:blipFill>
+                    <a:blip r:embed="rId17"/>
+                    <a:stretch>
+                      <a:fillRect/>
+                    </a:stretch>
+                  </pic:blipFill>
+                  <pic:spPr>
+                    <a:xfrm>
+                      <a:off x="0" y="0"/>
+                      <a:ext cx="4219700" cy="704618"/>
+                    </a:xfrm>
+                    <a:prstGeom prst="rect">
+                      <a:avLst/>
+                    </a:prstGeom>
+                  </pic:spPr>
+                </pic:pic>
+              </a:graphicData>
+            </a:graphic>
+          </wp:inline>
+        </w:drawing>
+      </w:r>
+    </w:p>
+    <w:p>
+      <w:pPr>
+        <w:rPr>
+          <w:noProof/>
+        </w:rPr>
+      </w:pPr>
+    </w:p>
+    <w:p>
+      <w:pPr>
+        <w:rPr>
+          <w:noProof/>
+        </w:rPr>
+      </w:pPr>
+    </w:p>
+    <w:p>
+      <w:pPr>
+        <w:rPr>
+          <w:noProof/>
+        </w:rPr>
+      </w:pPr>
+    </w:p>
+    <w:p>
+      <w:pPr>
+        <w:rPr>
+          <w:noProof/>
+        </w:rPr>
+      </w:pPr>
+      <w:r>
+        <w:rPr>
+          <w:noProof/>
+        </w:rPr>
+        <w:t>Similarly for product.txt</w:t>
+      </w:r>
+    </w:p>
+    <w:p>
+      <w:r>
+        <w:drawing>
+          <wp:inline distT="0" distB="0" distL="0" distR="0" wp14:anchorId="2917E299" wp14:editId="7545EAF6">
+            <wp:extent cx="4025539" cy="3762703"/>
+            <wp:effectExtent l="0" t="0" r="0" b="9525"/>
+            <wp:docPr id="718593041" name="Picture 1"/>
+            <wp:cNvGraphicFramePr>
+              <a:graphicFrameLocks xmlns:a="http://schemas.openxmlformats.org/drawingml/2006/main" noChangeAspect="1"/>
+            </wp:cNvGraphicFramePr>
+            <a:graphic xmlns:a="http://schemas.openxmlformats.org/drawingml/2006/main">
+              <a:graphicData uri="http://schemas.openxmlformats.org/drawingml/2006/picture">
+                <pic:pic xmlns:pic="http://schemas.openxmlformats.org/drawingml/2006/picture">
+                  <pic:nvPicPr>
+                    <pic:cNvPr id="718593041" name=""/>
+                    <pic:cNvPicPr/>
+                  </pic:nvPicPr>
+                  <pic:blipFill>
+                    <a:blip r:embed="rId18"/>
+                    <a:stretch>
+                      <a:fillRect/>
+                    </a:stretch>
+                  </pic:blipFill>
+                  <pic:spPr>
+                    <a:xfrm>
+                      <a:off x="0" y="0"/>
+                      <a:ext cx="4028402" cy="3765379"/>
+                    </a:xfrm>
+                    <a:prstGeom prst="rect">
+                      <a:avLst/>
+                    </a:prstGeom>
+                  </pic:spPr>
+                </pic:pic>
+              </a:graphicData>
+            </a:graphic>
+          </wp:inline>
+        </w:drawing>
+      </w:r>
+    </w:p>
+    <w:p>
+      <w:r>
+        <w:lastRenderedPageBreak/>
+        <w:drawing>
+          <wp:inline distT="0" distB="0" distL="0" distR="0" wp14:anchorId="31127BAE" wp14:editId="2D1F7F81">
+            <wp:extent cx="3943900" cy="1743318"/>
+            <wp:effectExtent l="0" t="0" r="0" b="9525"/>
+            <wp:docPr id="81233417" name="Picture 1"/>
+            <wp:cNvGraphicFramePr>
+              <a:graphicFrameLocks xmlns:a="http://schemas.openxmlformats.org/drawingml/2006/main" noChangeAspect="1"/>
+            </wp:cNvGraphicFramePr>
+            <a:graphic xmlns:a="http://schemas.openxmlformats.org/drawingml/2006/main">
+              <a:graphicData uri="http://schemas.openxmlformats.org/drawingml/2006/picture">
+                <pic:pic xmlns:pic="http://schemas.openxmlformats.org/drawingml/2006/picture">
+                  <pic:nvPicPr>
+                    <pic:cNvPr id="81233417" name=""/>
+                    <pic:cNvPicPr/>
+                  </pic:nvPicPr>
+                  <pic:blipFill>
+                    <a:blip r:embed="rId19"/>
+                    <a:stretch>
+                      <a:fillRect/>
+                    </a:stretch>
+                  </pic:blipFill>
+                  <pic:spPr>
+                    <a:xfrm>
+                      <a:off x="0" y="0"/>
+                      <a:ext cx="3943900" cy="1743318"/>
+                    </a:xfrm>
+                    <a:prstGeom prst="rect">
+                      <a:avLst/>
+                    </a:prstGeom>
+                  </pic:spPr>
+                </pic:pic>
+              </a:graphicData>
+            </a:graphic>
+          </wp:inline>
+        </w:drawing>
+      </w:r>
+    </w:p>
+    <w:p>
+      <w:r>
+        <w:drawing>
+          <wp:inline distT="0" distB="0" distL="0" distR="0" wp14:anchorId="33C97E22" wp14:editId="53F8BEEF">
+            <wp:extent cx="5582429" cy="4410691"/>
+            <wp:effectExtent l="0" t="0" r="0" b="9525"/>
+            <wp:docPr id="1774099011" name="Picture 1"/>
+            <wp:cNvGraphicFramePr>
+              <a:graphicFrameLocks xmlns:a="http://schemas.openxmlformats.org/drawingml/2006/main" noChangeAspect="1"/>
+            </wp:cNvGraphicFramePr>
+            <a:graphic xmlns:a="http://schemas.openxmlformats.org/drawingml/2006/main">
+              <a:graphicData uri="http://schemas.openxmlformats.org/drawingml/2006/picture">
+                <pic:pic xmlns:pic="http://schemas.openxmlformats.org/drawingml/2006/picture">
+                  <pic:nvPicPr>
+                    <pic:cNvPr id="1774099011" name=""/>
+                    <pic:cNvPicPr/>
+                  </pic:nvPicPr>
+                  <pic:blipFill>
+                    <a:blip r:embed="rId20"/>
+                    <a:stretch>
+                      <a:fillRect/>
+                    </a:stretch>
+                  </pic:blipFill>
+                  <pic:spPr>
+                    <a:xfrm>
+                      <a:off x="0" y="0"/>
+                      <a:ext cx="5582429" cy="4410691"/>
+                    </a:xfrm>
+                    <a:prstGeom prst="rect">
+                      <a:avLst/>
+                    </a:prstGeom>
+                  </pic:spPr>
+                </pic:pic>
+              </a:graphicData>
+            </a:graphic>
+          </wp:inline>
+        </w:drawing>
+      </w:r>
+    </w:p>
+    <w:p>
+      <w:r>
+        <w:lastRenderedPageBreak/>
+        <w:drawing>
+          <wp:inline distT="0" distB="0" distL="0" distR="0" wp14:anchorId="2FBC137F" wp14:editId="0539D02C">
+            <wp:extent cx="5943600" cy="5313680"/>
+            <wp:effectExtent l="0" t="0" r="0" b="1270"/>
+            <wp:docPr id="613656572" name="Picture 1"/>
+            <wp:cNvGraphicFramePr>
+              <a:graphicFrameLocks xmlns:a="http://schemas.openxmlformats.org/drawingml/2006/main" noChangeAspect="1"/>
+            </wp:cNvGraphicFramePr>
+            <a:graphic xmlns:a="http://schemas.openxmlformats.org/drawingml/2006/main">
+              <a:graphicData uri="http://schemas.openxmlformats.org/drawingml/2006/picture">
+                <pic:pic xmlns:pic="http://schemas.openxmlformats.org/drawingml/2006/picture">
+                  <pic:nvPicPr>
+                    <pic:cNvPr id="613656572" name=""/>
+                    <pic:cNvPicPr/>
+                  </pic:nvPicPr>
+                  <pic:blipFill>
+                    <a:blip r:embed="rId21"/>
+                    <a:stretch>
+                      <a:fillRect/>
+                    </a:stretch>
+                  </pic:blipFill>
+                  <pic:spPr>
+                    <a:xfrm>
+                      <a:off x="0" y="0"/>
+                      <a:ext cx="5943600" cy="5313680"/>
+                    </a:xfrm>
+                    <a:prstGeom prst="rect">
+                      <a:avLst/>
+                    </a:prstGeom>
+                  </pic:spPr>
+                </pic:pic>
+              </a:graphicData>
+            </a:graphic>
+          </wp:inline>
+        </w:drawing>
+      </w:r>
+    </w:p>
+    <w:p>
+      <w:r>
+        <w:drawing>
+          <wp:inline distT="0" distB="0" distL="0" distR="0" wp14:anchorId="2255742A" wp14:editId="15840047">
+            <wp:extent cx="3319069" cy="2701159"/>
+            <wp:effectExtent l="0" t="0" r="0" b="4445"/>
+            <wp:docPr id="1938958088" name="Picture 1"/>
+            <wp:cNvGraphicFramePr>
+              <a:graphicFrameLocks xmlns:a="http://schemas.openxmlformats.org/drawingml/2006/main" noChangeAspect="1"/>
+            </wp:cNvGraphicFramePr>
+            <a:graphic xmlns:a="http://schemas.openxmlformats.org/drawingml/2006/main">
+              <a:graphicData uri="http://schemas.openxmlformats.org/drawingml/2006/picture">
+                <pic:pic xmlns:pic="http://schemas.openxmlformats.org/drawingml/2006/picture">
+                  <pic:nvPicPr>
+                    <pic:cNvPr id="1938958088" name=""/>
+                    <pic:cNvPicPr/>
+                  </pic:nvPicPr>
+                  <pic:blipFill>
+                    <a:blip r:embed="rId22"/>
+                    <a:stretch>
+                      <a:fillRect/>
+                    </a:stretch>
+                  </pic:blipFill>
+                  <pic:spPr>
+                    <a:xfrm>
+                      <a:off x="0" y="0"/>
+                      <a:ext cx="3327650" cy="2708142"/>
+                    </a:xfrm>
+                    <a:prstGeom prst="rect">
+                      <a:avLst/>
+                    </a:prstGeom>
+                  </pic:spPr>
+                </pic:pic>
+              </a:graphicData>
+            </a:graphic>
+          </wp:inline>
+        </w:drawing>
+      </w:r>
+    </w:p>
+    <w:p>
+      <w:r>
+        <w:lastRenderedPageBreak/>
+        <w:t>Now Crating order.txt for connection product and user files</w:t>
+      </w:r>
+    </w:p>
+    <w:p/>
+    <w:p>
+      <w:pPr>
+        <w:pStyle w:val="ListParagraph"/>
+        <w:numPr>
+          <w:ilvl w:val="0"/>
+          <w:numId w:val="14"/>
+        </w:numPr>
+      </w:pPr>
+      <w:r>
+        <w:t>Reading contents of product.txt in dictionary</w:t>
+      </w:r>
+    </w:p>
+    <w:p>
+      <w:pPr>
+        <w:pStyle w:val="ListParagraph"/>
+        <w:numPr>
+          <w:ilvl w:val="0"/>
+          <w:numId w:val="15"/>
+        </w:numPr>
+      </w:pPr>
+      <w:r>
+        <w:t>Check file exists or not if file does not exist return empty dictionary</w:t>
+      </w:r>
+    </w:p>
+    <w:p>
+      <w:pPr>
+        <w:pStyle w:val="ListParagraph"/>
+        <w:numPr>
+          <w:ilvl w:val="0"/>
+          <w:numId w:val="15"/>
+        </w:numPr>
+      </w:pPr>
+      <w:r>
+        <w:t xml:space="preserve">If exist open file in read mode </w:t>
+      </w:r>
+    </w:p>
+    <w:p>
+      <w:pPr>
+        <w:pStyle w:val="ListParagraph"/>
+        <w:numPr>
+          <w:ilvl w:val="0"/>
+          <w:numId w:val="15"/>
+        </w:numPr>
+      </w:pPr>
+      <w:r>
+        <w:t>Make a list of lines in Lines =[]</w:t>
+      </w:r>
+    </w:p>
+    <w:p>
+      <w:pPr>
+        <w:pStyle w:val="ListParagraph"/>
+        <w:numPr>
+          <w:ilvl w:val="0"/>
+          <w:numId w:val="15"/>
+        </w:numPr>
+      </w:pPr>
+      <w:r>
+        <w:t>Remove all the whitespace in the line and loop until the end</w:t>
+      </w:r>
+    </w:p>
+    <w:p>
+      <w:pPr>
+        <w:pStyle w:val="ListParagraph"/>
+        <w:numPr>
+          <w:ilvl w:val="0"/>
+          <w:numId w:val="15"/>
+        </w:numPr>
+      </w:pPr>
+      <w:r>
+        <w:t>If there are stripped line append line in the list</w:t>
+      </w:r>
+    </w:p>
+    <w:p>
+      <w:pPr>
+        <w:pStyle w:val="ListParagraph"/>
+        <w:ind w:left="1080"/>
+      </w:pPr>
+      <w:r>
+        <w:drawing>
+          <wp:inline distT="0" distB="0" distL="0" distR="0" wp14:anchorId="0F809A40" wp14:editId="53AA55D3">
+            <wp:extent cx="4563112" cy="1381318"/>
+            <wp:effectExtent l="0" t="0" r="0" b="9525"/>
+            <wp:docPr id="1490757501" name="Picture 1"/>
+            <wp:cNvGraphicFramePr>
+              <a:graphicFrameLocks xmlns:a="http://schemas.openxmlformats.org/drawingml/2006/main" noChangeAspect="1"/>
+            </wp:cNvGraphicFramePr>
+            <a:graphic xmlns:a="http://schemas.openxmlformats.org/drawingml/2006/main">
+              <a:graphicData uri="http://schemas.openxmlformats.org/drawingml/2006/picture">
+                <pic:pic xmlns:pic="http://schemas.openxmlformats.org/drawingml/2006/picture">
+                  <pic:nvPicPr>
+                    <pic:cNvPr id="1490757501" name=""/>
+                    <pic:cNvPicPr/>
+                  </pic:nvPicPr>
+                  <pic:blipFill>
+                    <a:blip r:embed="rId23"/>
+                    <a:stretch>
+                      <a:fillRect/>
+                    </a:stretch>
+                  </pic:blipFill>
+                  <pic:spPr>
+                    <a:xfrm>
+                      <a:off x="0" y="0"/>
+                      <a:ext cx="4563112" cy="1381318"/>
+                    </a:xfrm>
+                    <a:prstGeom prst="rect">
+                      <a:avLst/>
+                    </a:prstGeom>
+                  </pic:spPr>
+                </pic:pic>
+              </a:graphicData>
+            </a:graphic>
+          </wp:inline>
+        </w:drawing>
+      </w:r>
+    </w:p>
+    <w:p>
+      <w:pPr>
+        <w:pStyle w:val="ListParagraph"/>
+        <w:numPr>
+          <w:ilvl w:val="0"/>
+          <w:numId w:val="15"/>
+        </w:numPr>
+      </w:pPr>
+      <w:r>
+        <w:t>Using for loop until the length of lines:</w:t>
+      </w:r>
+    </w:p>
+    <w:p>
+      <w:pPr>
+        <w:pStyle w:val="ListParagraph"/>
+        <w:ind w:left="1080"/>
+      </w:pPr>
+      <w:r>
+        <w:t>Store it in the dictionary</w:t>
+      </w:r>
+    </w:p>
+    <w:p>
+      <w:pPr>
+        <w:pStyle w:val="ListParagraph"/>
+        <w:ind w:left="1080"/>
+      </w:pPr>
+      <w:r>
+        <w:drawing>
+          <wp:inline distT="0" distB="0" distL="0" distR="0" wp14:anchorId="4B2D5A9D" wp14:editId="25FA0FBB">
+            <wp:extent cx="3982006" cy="1876687"/>
+            <wp:effectExtent l="0" t="0" r="0" b="9525"/>
+            <wp:docPr id="2005049649" name="Picture 1"/>
+            <wp:cNvGraphicFramePr>
+              <a:graphicFrameLocks xmlns:a="http://schemas.openxmlformats.org/drawingml/2006/main" noChangeAspect="1"/>
+            </wp:cNvGraphicFramePr>
+            <a:graphic xmlns:a="http://schemas.openxmlformats.org/drawingml/2006/main">
+              <a:graphicData uri="http://schemas.openxmlformats.org/drawingml/2006/picture">
+                <pic:pic xmlns:pic="http://schemas.openxmlformats.org/drawingml/2006/picture">
+                  <pic:nvPicPr>
+                    <pic:cNvPr id="2005049649" name=""/>
+                    <pic:cNvPicPr/>
+                  </pic:nvPicPr>
+                  <pic:blipFill>
+                    <a:blip r:embed="rId24"/>
+                    <a:stretch>
+                      <a:fillRect/>
+                    </a:stretch>
+                  </pic:blipFill>
+                  <pic:spPr>
+                    <a:xfrm>
+                      <a:off x="0" y="0"/>
+                      <a:ext cx="3982006" cy="1876687"/>
+                    </a:xfrm>
+                    <a:prstGeom prst="rect">
+                      <a:avLst/>
+                    </a:prstGeom>
+                  </pic:spPr>
+                </pic:pic>
+              </a:graphicData>
+            </a:graphic>
+          </wp:inline>
+        </w:drawing>
+      </w:r>
+    </w:p>
+    <w:p>
+      <w:r>
+        <w:t>Code:</w:t>
+      </w:r>
+    </w:p>
+    <w:p>
+      <w:r>
+        <w:drawing>
+          <wp:inline distT="0" distB="0" distL="0" distR="0" wp14:anchorId="4FCE6A20" wp14:editId="7AA4AA57">
+            <wp:extent cx="2785241" cy="2107051"/>
+            <wp:effectExtent l="0" t="0" r="0" b="7620"/>
+            <wp:docPr id="412268404" name="Picture 1"/>
+            <wp:cNvGraphicFramePr>
+              <a:graphicFrameLocks xmlns:a="http://schemas.openxmlformats.org/drawingml/2006/main" noChangeAspect="1"/>
+            </wp:cNvGraphicFramePr>
+            <a:graphic xmlns:a="http://schemas.openxmlformats.org/drawingml/2006/main">
+              <a:graphicData uri="http://schemas.openxmlformats.org/drawingml/2006/picture">
+                <pic:pic xmlns:pic="http://schemas.openxmlformats.org/drawingml/2006/picture">
+                  <pic:nvPicPr>
+                    <pic:cNvPr id="412268404" name=""/>
+                    <pic:cNvPicPr/>
+                  </pic:nvPicPr>
+                  <pic:blipFill>
+                    <a:blip r:embed="rId25"/>
+                    <a:stretch>
+                      <a:fillRect/>
+                    </a:stretch>
+                  </pic:blipFill>
+                  <pic:spPr>
+                    <a:xfrm>
+                      <a:off x="0" y="0"/>
+                      <a:ext cx="2793014" cy="2112931"/>
+                    </a:xfrm>
+                    <a:prstGeom prst="rect">
+                      <a:avLst/>
+                    </a:prstGeom>
+                  </pic:spPr>
+                </pic:pic>
+              </a:graphicData>
+            </a:graphic>
+          </wp:inline>
+        </w:drawing>
+      </w:r>
+    </w:p>
+    <w:p>
+      <w:r>
+        <w:lastRenderedPageBreak/>
+        <w:t>Similarly, for user.txt</w:t>
+      </w:r>
+    </w:p>
+    <w:p>
+      <w:r>
+        <w:t>Code:</w:t>
+      </w:r>
+    </w:p>
+    <w:p>
+      <w:r>
+        <w:drawing>
+          <wp:inline distT="0" distB="0" distL="0" distR="0" wp14:anchorId="64B1CAE3" wp14:editId="13C15C2E">
+            <wp:extent cx="5239481" cy="2991267"/>
+            <wp:effectExtent l="0" t="0" r="0" b="0"/>
+            <wp:docPr id="1086283195" name="Picture 1"/>
+            <wp:cNvGraphicFramePr>
+              <a:graphicFrameLocks xmlns:a="http://schemas.openxmlformats.org/drawingml/2006/main" noChangeAspect="1"/>
+            </wp:cNvGraphicFramePr>
+            <a:graphic xmlns:a="http://schemas.openxmlformats.org/drawingml/2006/main">
+              <a:graphicData uri="http://schemas.openxmlformats.org/drawingml/2006/picture">
+                <pic:pic xmlns:pic="http://schemas.openxmlformats.org/drawingml/2006/picture">
+                  <pic:nvPicPr>
+                    <pic:cNvPr id="1086283195" name=""/>
+                    <pic:cNvPicPr/>
+                  </pic:nvPicPr>
+                  <pic:blipFill>
+                    <a:blip r:embed="rId26"/>
+                    <a:stretch>
+                      <a:fillRect/>
+                    </a:stretch>
+                  </pic:blipFill>
+                  <pic:spPr>
+                    <a:xfrm>
+                      <a:off x="0" y="0"/>
+                      <a:ext cx="5239481" cy="2991267"/>
+                    </a:xfrm>
+                    <a:prstGeom prst="rect">
+                      <a:avLst/>
+                    </a:prstGeom>
+                  </pic:spPr>
+                </pic:pic>
+              </a:graphicData>
+            </a:graphic>
+          </wp:inline>
+        </w:drawing>
+      </w:r>
+    </w:p>
+    <w:p>
+      <w:r>
+        <w:t>Output:</w:t>
+      </w:r>
+    </w:p>
+    <w:p>
+      <w:r>
+        <w:drawing>
+          <wp:inline distT="0" distB="0" distL="0" distR="0" wp14:anchorId="0521CDD9" wp14:editId="7C0FA140">
+            <wp:extent cx="5943600" cy="469265"/>
+            <wp:effectExtent l="0" t="0" r="0" b="6985"/>
+            <wp:docPr id="97392675" name="Picture 1"/>
+            <wp:cNvGraphicFramePr>
+              <a:graphicFrameLocks xmlns:a="http://schemas.openxmlformats.org/drawingml/2006/main" noChangeAspect="1"/>
+            </wp:cNvGraphicFramePr>
+            <a:graphic xmlns:a="http://schemas.openxmlformats.org/drawingml/2006/main">
+              <a:graphicData uri="http://schemas.openxmlformats.org/drawingml/2006/picture">
+                <pic:pic xmlns:pic="http://schemas.openxmlformats.org/drawingml/2006/picture">
+                  <pic:nvPicPr>
+                    <pic:cNvPr id="97392675" name=""/>
+                    <pic:cNvPicPr/>
+                  </pic:nvPicPr>
+                  <pic:blipFill>
+                    <a:blip r:embed="rId27"/>
+                    <a:stretch>
+                      <a:fillRect/>
+                    </a:stretch>
+                  </pic:blipFill>
+                  <pic:spPr>
+                    <a:xfrm>
+                      <a:off x="0" y="0"/>
+                      <a:ext cx="5943600" cy="469265"/>
+                    </a:xfrm>
+                    <a:prstGeom prst="rect">
+                      <a:avLst/>
+                    </a:prstGeom>
+                  </pic:spPr>
+                </pic:pic>
+              </a:graphicData>
+            </a:graphic>
+          </wp:inline>
+        </w:drawing>
+      </w:r>
+    </w:p>
+    <w:p>
+      <w:r>
+        <w:t xml:space="preserve"># using these dictionary </w:t>
+      </w:r>
+      <w:r>
+        <w:t xml:space="preserve">create order </w:t>
+      </w:r>
+    </w:p>
+    <w:p>
+      <w:r>
+        <w:t>Logic:</w:t>
+      </w:r>
+    </w:p>
+    <w:p>
+      <w:pPr>
+        <w:pStyle w:val="ListParagraph"/>
+        <w:numPr>
+          <w:ilvl w:val="0"/>
+          <w:numId w:val="16"/>
+        </w:numPr>
+      </w:pPr>
+      <w:r>
+        <w:t>Take input user id,product id, and quantity from the user</w:t>
+      </w:r>
+    </w:p>
+    <w:p>
+      <w:pPr>
+        <w:pStyle w:val="ListParagraph"/>
+        <w:numPr>
+          <w:ilvl w:val="0"/>
+          <w:numId w:val="16"/>
+        </w:numPr>
+      </w:pPr>
+      <w:r>
+        <w:t>Check user id and product id in the list if product id and user id does not in the list the exit the code</w:t>
+      </w:r>
+    </w:p>
+    <w:p>
+      <w:pPr>
+        <w:pStyle w:val="ListParagraph"/>
+        <w:numPr>
+          <w:ilvl w:val="0"/>
+          <w:numId w:val="16"/>
+        </w:numPr>
+      </w:pPr>
+      <w:r>
+        <w:t>Crete order id from user id -product id- num</w:t>
+      </w:r>
+    </w:p>
+    <w:p>
+      <w:pPr>
+        <w:pStyle w:val="ListParagraph"/>
+        <w:numPr>
+          <w:ilvl w:val="0"/>
+          <w:numId w:val="16"/>
+        </w:numPr>
+      </w:pPr>
+      <w:r>
+        <w:t>If order id and product id are same the num will increase automatically</w:t>
+      </w:r>
+    </w:p>
+    <w:p>
+      <w:pPr>
+        <w:pStyle w:val="ListParagraph"/>
+        <w:numPr>
+          <w:ilvl w:val="0"/>
+          <w:numId w:val="16"/>
+        </w:numPr>
+      </w:pPr>
+      <w:r>
+        <w:t xml:space="preserve">Check if there is oder.txt is available </w:t>
+      </w:r>
+    </w:p>
+    <w:p>
+      <w:pPr>
+        <w:pStyle w:val="ListParagraph"/>
+        <w:numPr>
+          <w:ilvl w:val="0"/>
+          <w:numId w:val="16"/>
+        </w:numPr>
+      </w:pPr>
+      <w:r>
+        <w:t>If not create firs order</w:t>
+      </w:r>
+    </w:p>
+    <w:p>
+      <w:pPr>
+        <w:pStyle w:val="ListParagraph"/>
+        <w:numPr>
+          <w:ilvl w:val="0"/>
+          <w:numId w:val="16"/>
+        </w:numPr>
+      </w:pPr>
+      <w:r>
+        <w:t>Else, append another order</w:t>
+      </w:r>
+    </w:p>
+    <w:p>
+      <w:r>
+        <w:lastRenderedPageBreak/>
+        <w:drawing>
+          <wp:inline distT="0" distB="0" distL="0" distR="0" wp14:anchorId="6BD14CAD" wp14:editId="57777531">
+            <wp:extent cx="5800090" cy="8229600"/>
+            <wp:effectExtent l="0" t="0" r="0" b="0"/>
+            <wp:docPr id="472406704" name="Picture 1"/>
+            <wp:cNvGraphicFramePr>
+              <a:graphicFrameLocks xmlns:a="http://schemas.openxmlformats.org/drawingml/2006/main" noChangeAspect="1"/>
+            </wp:cNvGraphicFramePr>
+            <a:graphic xmlns:a="http://schemas.openxmlformats.org/drawingml/2006/main">
+              <a:graphicData uri="http://schemas.openxmlformats.org/drawingml/2006/picture">
+                <pic:pic xmlns:pic="http://schemas.openxmlformats.org/drawingml/2006/picture">
+                  <pic:nvPicPr>
+                    <pic:cNvPr id="472406704" name=""/>
+                    <pic:cNvPicPr/>
+                  </pic:nvPicPr>
+                  <pic:blipFill>
+                    <a:blip r:embed="rId28"/>
+                    <a:stretch>
+                      <a:fillRect/>
+                    </a:stretch>
+                  </pic:blipFill>
+                  <pic:spPr>
+                    <a:xfrm>
+                      <a:off x="0" y="0"/>
+                      <a:ext cx="5800090" cy="8229600"/>
+                    </a:xfrm>
+                    <a:prstGeom prst="rect">
+                      <a:avLst/>
+                    </a:prstGeom>
+                  </pic:spPr>
+                </pic:pic>
+              </a:graphicData>
+            </a:graphic>
+          </wp:inline>
+        </w:drawing>
+      </w:r>
+    </w:p>
+    <w:p>
+      <w:r>
+        <w:lastRenderedPageBreak/>
+        <w:t xml:space="preserve">Read order.txt and searching order using id is similar to previous read user and product </w:t>
+      </w:r>
+    </w:p>
+    <w:p>
+      <w:r>
+        <w:drawing>
+          <wp:inline distT="0" distB="0" distL="0" distR="0" wp14:anchorId="1AEC2098" wp14:editId="6FAB31C5">
+            <wp:extent cx="5830114" cy="5410955"/>
+            <wp:effectExtent l="0" t="0" r="0" b="0"/>
+            <wp:docPr id="280115169" name="Picture 1"/>
+            <wp:cNvGraphicFramePr>
+              <a:graphicFrameLocks xmlns:a="http://schemas.openxmlformats.org/drawingml/2006/main" noChangeAspect="1"/>
+            </wp:cNvGraphicFramePr>
+            <a:graphic xmlns:a="http://schemas.openxmlformats.org/drawingml/2006/main">
+              <a:graphicData uri="http://schemas.openxmlformats.org/drawingml/2006/picture">
+                <pic:pic xmlns:pic="http://schemas.openxmlformats.org/drawingml/2006/picture">
+                  <pic:nvPicPr>
+                    <pic:cNvPr id="280115169" name=""/>
+                    <pic:cNvPicPr/>
+                  </pic:nvPicPr>
+                  <pic:blipFill>
+                    <a:blip r:embed="rId29"/>
+                    <a:stretch>
+                      <a:fillRect/>
+                    </a:stretch>
+                  </pic:blipFill>
+                  <pic:spPr>
+                    <a:xfrm>
+                      <a:off x="0" y="0"/>
+                      <a:ext cx="5830114" cy="5410955"/>
+                    </a:xfrm>
+                    <a:prstGeom prst="rect">
+                      <a:avLst/>
+                    </a:prstGeom>
+                  </pic:spPr>
+                </pic:pic>
+              </a:graphicData>
+            </a:graphic>
+          </wp:inline>
+        </w:drawing>
+      </w:r>
+    </w:p>
     <w:sectPr>
       <w:pgSz w:w="12240" w:h="15840"/>
       <w:pgMar w:top="1440" w:right="1440" w:bottom="1440" w:left="1440" w:header="720" w:footer="720" w:gutter="0"/>
@@ -164,6 +1712,451 @@
 <file path=word/numbering.xml><?xml version="1.0" encoding="utf-8"?>
 <w:numbering xmlns:wpc="http://schemas.microsoft.com/office/word/2010/wordprocessingCanvas" xmlns:cx="http://schemas.microsoft.com/office/drawing/2014/chartex" xmlns:cx1="http://schemas.microsoft.com/office/drawing/2015/9/8/chartex" xmlns:cx2="http://schemas.microsoft.com/office/drawing/2015/10/21/chartex" xmlns:cx3="http://schemas.microsoft.com/office/drawing/2016/5/9/chartex" xmlns:cx4="http://schemas.microsoft.com/office/drawing/2016/5/10/chartex" xmlns:cx5="http://schemas.microsoft.com/office/drawing/2016/5/11/chartex" xmlns:cx6="http://schemas.microsoft.com/office/drawing/2016/5/12/chartex" xmlns:cx7="http://schemas.microsoft.com/office/drawing/2016/5/13/chartex" xmlns:cx8="http://schemas.microsoft.com/office/drawing/2016/5/14/chartex" xmlns:mc="http://schemas.openxmlformats.org/markup-compatibility/2006" xmlns:aink="http://schemas.microsoft.com/office/drawing/2016/ink" xmlns:am3d="http://schemas.microsoft.com/office/drawing/2017/model3d" xmlns:o="urn:schemas-microsoft-com:office:office" xmlns:oel="http://schemas.microsoft.com/office/2019/extlst" xmlns:r="http://schemas.openxmlformats.org/officeDocument/2006/relationships" xmlns:m="http://schemas.openxmlformats.org/officeDocument/2006/math" xmlns:v="urn:schemas-microsoft-com:vml" xmlns:wp14="http://schemas.microsoft.com/office/word/2010/wordprocessingDrawing" xmlns:wp="http://schemas.openxmlformats.org/drawingml/2006/wordprocessingDrawing" xmlns:w10="urn:schemas-microsoft-com:office:word" xmlns:w="http://schemas.openxmlformats.org/wordprocessingml/2006/main" xmlns:w14="http://schemas.microsoft.com/office/word/2010/wordml" xmlns:w15="http://schemas.microsoft.com/office/word/2012/wordml" xmlns:w16cex="http://schemas.microsoft.com/office/word/2018/wordml/cex" xmlns:w16cid="http://schemas.microsoft.com/office/word/2016/wordml/cid" xmlns:w16="http://schemas.microsoft.com/office/word/2018/wordml" xmlns:w16du="http://schemas.microsoft.com/office/word/2023/wordml/word16du" xmlns:w16sdtdh="http://schemas.microsoft.com/office/word/2020/wordml/sdtdatahash" xmlns:w16sdtfl="http://schemas.microsoft.com/office/word/2024/wordml/sdtformatlock" xmlns:w16se="http://schemas.microsoft.com/office/word/2015/wordml/symex" xmlns:wpg="http://schemas.microsoft.com/office/word/2010/wordprocessingGroup" xmlns:wpi="http://schemas.microsoft.com/office/word/2010/wordprocessingInk" xmlns:wne="http://schemas.microsoft.com/office/word/2006/wordml" xmlns:wps="http://schemas.microsoft.com/office/word/2010/wordprocessingShape" mc:Ignorable="w14 w15 w16se w16cid w16 w16cex w16sdtdh w16sdtfl w16du wp14">
   <w:abstractNum w:abstractNumId="0" w15:restartNumberingAfterBreak="0">
+    <w:nsid w:val="0D936DC0"/>
+    <w:multiLevelType w:val="hybridMultilevel"/>
+    <w:tmpl w:val="8B7C8CCC"/>
+    <w:lvl w:ilvl="0" w:tplc="0409000F">
+      <w:start w:val="1"/>
+      <w:numFmt w:val="decimal"/>
+      <w:lvlText w:val="%1."/>
+      <w:lvlJc w:val="left"/>
+      <w:pPr>
+        <w:ind w:left="720" w:hanging="360"/>
+      </w:pPr>
+      <w:rPr>
+        <w:rFonts w:hint="default"/>
+      </w:rPr>
+    </w:lvl>
+    <w:lvl w:ilvl="1" w:tplc="04090019" w:tentative="1">
+      <w:start w:val="1"/>
+      <w:numFmt w:val="lowerLetter"/>
+      <w:lvlText w:val="%2."/>
+      <w:lvlJc w:val="left"/>
+      <w:pPr>
+        <w:ind w:left="1440" w:hanging="360"/>
+      </w:pPr>
+    </w:lvl>
+    <w:lvl w:ilvl="2" w:tplc="0409001B" w:tentative="1">
+      <w:start w:val="1"/>
+      <w:numFmt w:val="lowerRoman"/>
+      <w:lvlText w:val="%3."/>
+      <w:lvlJc w:val="right"/>
+      <w:pPr>
+        <w:ind w:left="2160" w:hanging="180"/>
+      </w:pPr>
+    </w:lvl>
+    <w:lvl w:ilvl="3" w:tplc="0409000F" w:tentative="1">
+      <w:start w:val="1"/>
+      <w:numFmt w:val="decimal"/>
+      <w:lvlText w:val="%4."/>
+      <w:lvlJc w:val="left"/>
+      <w:pPr>
+        <w:ind w:left="2880" w:hanging="360"/>
+      </w:pPr>
+    </w:lvl>
+    <w:lvl w:ilvl="4" w:tplc="04090019" w:tentative="1">
+      <w:start w:val="1"/>
+      <w:numFmt w:val="lowerLetter"/>
+      <w:lvlText w:val="%5."/>
+      <w:lvlJc w:val="left"/>
+      <w:pPr>
+        <w:ind w:left="3600" w:hanging="360"/>
+      </w:pPr>
+    </w:lvl>
+    <w:lvl w:ilvl="5" w:tplc="0409001B" w:tentative="1">
+      <w:start w:val="1"/>
+      <w:numFmt w:val="lowerRoman"/>
+      <w:lvlText w:val="%6."/>
+      <w:lvlJc w:val="right"/>
+      <w:pPr>
+        <w:ind w:left="4320" w:hanging="180"/>
+      </w:pPr>
+    </w:lvl>
+    <w:lvl w:ilvl="6" w:tplc="0409000F" w:tentative="1">
+      <w:start w:val="1"/>
+      <w:numFmt w:val="decimal"/>
+      <w:lvlText w:val="%7."/>
+      <w:lvlJc w:val="left"/>
+      <w:pPr>
+        <w:ind w:left="5040" w:hanging="360"/>
+      </w:pPr>
+    </w:lvl>
+    <w:lvl w:ilvl="7" w:tplc="04090019" w:tentative="1">
+      <w:start w:val="1"/>
+      <w:numFmt w:val="lowerLetter"/>
+      <w:lvlText w:val="%8."/>
+      <w:lvlJc w:val="left"/>
+      <w:pPr>
+        <w:ind w:left="5760" w:hanging="360"/>
+      </w:pPr>
+    </w:lvl>
+    <w:lvl w:ilvl="8" w:tplc="0409001B" w:tentative="1">
+      <w:start w:val="1"/>
+      <w:numFmt w:val="lowerRoman"/>
+      <w:lvlText w:val="%9."/>
+      <w:lvlJc w:val="right"/>
+      <w:pPr>
+        <w:ind w:left="6480" w:hanging="180"/>
+      </w:pPr>
+    </w:lvl>
+  </w:abstractNum>
+  <w:abstractNum w:abstractNumId="1" w15:restartNumberingAfterBreak="0">
+    <w:nsid w:val="0E8E1D02"/>
+    <w:multiLevelType w:val="hybridMultilevel"/>
+    <w:tmpl w:val="E34A3C24"/>
+    <w:lvl w:ilvl="0" w:tplc="CEB8E20E">
+      <w:start w:val="1"/>
+      <w:numFmt w:val="decimal"/>
+      <w:lvlText w:val="%1."/>
+      <w:lvlJc w:val="left"/>
+      <w:pPr>
+        <w:ind w:left="1080" w:hanging="360"/>
+      </w:pPr>
+      <w:rPr>
+        <w:rFonts w:hint="default"/>
+      </w:rPr>
+    </w:lvl>
+    <w:lvl w:ilvl="1" w:tplc="04090019" w:tentative="1">
+      <w:start w:val="1"/>
+      <w:numFmt w:val="lowerLetter"/>
+      <w:lvlText w:val="%2."/>
+      <w:lvlJc w:val="left"/>
+      <w:pPr>
+        <w:ind w:left="1800" w:hanging="360"/>
+      </w:pPr>
+    </w:lvl>
+    <w:lvl w:ilvl="2" w:tplc="0409001B" w:tentative="1">
+      <w:start w:val="1"/>
+      <w:numFmt w:val="lowerRoman"/>
+      <w:lvlText w:val="%3."/>
+      <w:lvlJc w:val="right"/>
+      <w:pPr>
+        <w:ind w:left="2520" w:hanging="180"/>
+      </w:pPr>
+    </w:lvl>
+    <w:lvl w:ilvl="3" w:tplc="0409000F" w:tentative="1">
+      <w:start w:val="1"/>
+      <w:numFmt w:val="decimal"/>
+      <w:lvlText w:val="%4."/>
+      <w:lvlJc w:val="left"/>
+      <w:pPr>
+        <w:ind w:left="3240" w:hanging="360"/>
+      </w:pPr>
+    </w:lvl>
+    <w:lvl w:ilvl="4" w:tplc="04090019" w:tentative="1">
+      <w:start w:val="1"/>
+      <w:numFmt w:val="lowerLetter"/>
+      <w:lvlText w:val="%5."/>
+      <w:lvlJc w:val="left"/>
+      <w:pPr>
+        <w:ind w:left="3960" w:hanging="360"/>
+      </w:pPr>
+    </w:lvl>
+    <w:lvl w:ilvl="5" w:tplc="0409001B" w:tentative="1">
+      <w:start w:val="1"/>
+      <w:numFmt w:val="lowerRoman"/>
+      <w:lvlText w:val="%6."/>
+      <w:lvlJc w:val="right"/>
+      <w:pPr>
+        <w:ind w:left="4680" w:hanging="180"/>
+      </w:pPr>
+    </w:lvl>
+    <w:lvl w:ilvl="6" w:tplc="0409000F" w:tentative="1">
+      <w:start w:val="1"/>
+      <w:numFmt w:val="decimal"/>
+      <w:lvlText w:val="%7."/>
+      <w:lvlJc w:val="left"/>
+      <w:pPr>
+        <w:ind w:left="5400" w:hanging="360"/>
+      </w:pPr>
+    </w:lvl>
+    <w:lvl w:ilvl="7" w:tplc="04090019" w:tentative="1">
+      <w:start w:val="1"/>
+      <w:numFmt w:val="lowerLetter"/>
+      <w:lvlText w:val="%8."/>
+      <w:lvlJc w:val="left"/>
+      <w:pPr>
+        <w:ind w:left="6120" w:hanging="360"/>
+      </w:pPr>
+    </w:lvl>
+    <w:lvl w:ilvl="8" w:tplc="0409001B" w:tentative="1">
+      <w:start w:val="1"/>
+      <w:numFmt w:val="lowerRoman"/>
+      <w:lvlText w:val="%9."/>
+      <w:lvlJc w:val="right"/>
+      <w:pPr>
+        <w:ind w:left="6840" w:hanging="180"/>
+      </w:pPr>
+    </w:lvl>
+  </w:abstractNum>
+  <w:abstractNum w:abstractNumId="2" w15:restartNumberingAfterBreak="0">
+    <w:nsid w:val="1AE03D25"/>
+    <w:multiLevelType w:val="hybridMultilevel"/>
+    <w:tmpl w:val="F5401F86"/>
+    <w:lvl w:ilvl="0" w:tplc="819CAB6C">
+      <w:start w:val="1"/>
+      <w:numFmt w:val="decimal"/>
+      <w:lvlText w:val="%1."/>
+      <w:lvlJc w:val="left"/>
+      <w:pPr>
+        <w:ind w:left="1080" w:hanging="360"/>
+      </w:pPr>
+      <w:rPr>
+        <w:rFonts w:hint="default"/>
+      </w:rPr>
+    </w:lvl>
+    <w:lvl w:ilvl="1" w:tplc="04090019" w:tentative="1">
+      <w:start w:val="1"/>
+      <w:numFmt w:val="lowerLetter"/>
+      <w:lvlText w:val="%2."/>
+      <w:lvlJc w:val="left"/>
+      <w:pPr>
+        <w:ind w:left="1800" w:hanging="360"/>
+      </w:pPr>
+    </w:lvl>
+    <w:lvl w:ilvl="2" w:tplc="0409001B" w:tentative="1">
+      <w:start w:val="1"/>
+      <w:numFmt w:val="lowerRoman"/>
+      <w:lvlText w:val="%3."/>
+      <w:lvlJc w:val="right"/>
+      <w:pPr>
+        <w:ind w:left="2520" w:hanging="180"/>
+      </w:pPr>
+    </w:lvl>
+    <w:lvl w:ilvl="3" w:tplc="0409000F" w:tentative="1">
+      <w:start w:val="1"/>
+      <w:numFmt w:val="decimal"/>
+      <w:lvlText w:val="%4."/>
+      <w:lvlJc w:val="left"/>
+      <w:pPr>
+        <w:ind w:left="3240" w:hanging="360"/>
+      </w:pPr>
+    </w:lvl>
+    <w:lvl w:ilvl="4" w:tplc="04090019" w:tentative="1">
+      <w:start w:val="1"/>
+      <w:numFmt w:val="lowerLetter"/>
+      <w:lvlText w:val="%5."/>
+      <w:lvlJc w:val="left"/>
+      <w:pPr>
+        <w:ind w:left="3960" w:hanging="360"/>
+      </w:pPr>
+    </w:lvl>
+    <w:lvl w:ilvl="5" w:tplc="0409001B" w:tentative="1">
+      <w:start w:val="1"/>
+      <w:numFmt w:val="lowerRoman"/>
+      <w:lvlText w:val="%6."/>
+      <w:lvlJc w:val="right"/>
+      <w:pPr>
+        <w:ind w:left="4680" w:hanging="180"/>
+      </w:pPr>
+    </w:lvl>
+    <w:lvl w:ilvl="6" w:tplc="0409000F" w:tentative="1">
+      <w:start w:val="1"/>
+      <w:numFmt w:val="decimal"/>
+      <w:lvlText w:val="%7."/>
+      <w:lvlJc w:val="left"/>
+      <w:pPr>
+        <w:ind w:left="5400" w:hanging="360"/>
+      </w:pPr>
+    </w:lvl>
+    <w:lvl w:ilvl="7" w:tplc="04090019" w:tentative="1">
+      <w:start w:val="1"/>
+      <w:numFmt w:val="lowerLetter"/>
+      <w:lvlText w:val="%8."/>
+      <w:lvlJc w:val="left"/>
+      <w:pPr>
+        <w:ind w:left="6120" w:hanging="360"/>
+      </w:pPr>
+    </w:lvl>
+    <w:lvl w:ilvl="8" w:tplc="0409001B" w:tentative="1">
+      <w:start w:val="1"/>
+      <w:numFmt w:val="lowerRoman"/>
+      <w:lvlText w:val="%9."/>
+      <w:lvlJc w:val="right"/>
+      <w:pPr>
+        <w:ind w:left="6840" w:hanging="180"/>
+      </w:pPr>
+    </w:lvl>
+  </w:abstractNum>
+  <w:abstractNum w:abstractNumId="3" w15:restartNumberingAfterBreak="0">
+    <w:nsid w:val="1B954966"/>
+    <w:multiLevelType w:val="hybridMultilevel"/>
+    <w:tmpl w:val="1C124130"/>
+    <w:lvl w:ilvl="0" w:tplc="81FC4882">
+      <w:start w:val="1"/>
+      <w:numFmt w:val="lowerLetter"/>
+      <w:lvlText w:val="%1."/>
+      <w:lvlJc w:val="left"/>
+      <w:pPr>
+        <w:ind w:left="1440" w:hanging="360"/>
+      </w:pPr>
+      <w:rPr>
+        <w:rFonts w:hint="default"/>
+      </w:rPr>
+    </w:lvl>
+    <w:lvl w:ilvl="1" w:tplc="04090019" w:tentative="1">
+      <w:start w:val="1"/>
+      <w:numFmt w:val="lowerLetter"/>
+      <w:lvlText w:val="%2."/>
+      <w:lvlJc w:val="left"/>
+      <w:pPr>
+        <w:ind w:left="2160" w:hanging="360"/>
+      </w:pPr>
+    </w:lvl>
+    <w:lvl w:ilvl="2" w:tplc="0409001B" w:tentative="1">
+      <w:start w:val="1"/>
+      <w:numFmt w:val="lowerRoman"/>
+      <w:lvlText w:val="%3."/>
+      <w:lvlJc w:val="right"/>
+      <w:pPr>
+        <w:ind w:left="2880" w:hanging="180"/>
+      </w:pPr>
+    </w:lvl>
+    <w:lvl w:ilvl="3" w:tplc="0409000F" w:tentative="1">
+      <w:start w:val="1"/>
+      <w:numFmt w:val="decimal"/>
+      <w:lvlText w:val="%4."/>
+      <w:lvlJc w:val="left"/>
+      <w:pPr>
+        <w:ind w:left="3600" w:hanging="360"/>
+      </w:pPr>
+    </w:lvl>
+    <w:lvl w:ilvl="4" w:tplc="04090019" w:tentative="1">
+      <w:start w:val="1"/>
+      <w:numFmt w:val="lowerLetter"/>
+      <w:lvlText w:val="%5."/>
+      <w:lvlJc w:val="left"/>
+      <w:pPr>
+        <w:ind w:left="4320" w:hanging="360"/>
+      </w:pPr>
+    </w:lvl>
+    <w:lvl w:ilvl="5" w:tplc="0409001B" w:tentative="1">
+      <w:start w:val="1"/>
+      <w:numFmt w:val="lowerRoman"/>
+      <w:lvlText w:val="%6."/>
+      <w:lvlJc w:val="right"/>
+      <w:pPr>
+        <w:ind w:left="5040" w:hanging="180"/>
+      </w:pPr>
+    </w:lvl>
+    <w:lvl w:ilvl="6" w:tplc="0409000F" w:tentative="1">
+      <w:start w:val="1"/>
+      <w:numFmt w:val="decimal"/>
+      <w:lvlText w:val="%7."/>
+      <w:lvlJc w:val="left"/>
+      <w:pPr>
+        <w:ind w:left="5760" w:hanging="360"/>
+      </w:pPr>
+    </w:lvl>
+    <w:lvl w:ilvl="7" w:tplc="04090019" w:tentative="1">
+      <w:start w:val="1"/>
+      <w:numFmt w:val="lowerLetter"/>
+      <w:lvlText w:val="%8."/>
+      <w:lvlJc w:val="left"/>
+      <w:pPr>
+        <w:ind w:left="6480" w:hanging="360"/>
+      </w:pPr>
+    </w:lvl>
+    <w:lvl w:ilvl="8" w:tplc="0409001B" w:tentative="1">
+      <w:start w:val="1"/>
+      <w:numFmt w:val="lowerRoman"/>
+      <w:lvlText w:val="%9."/>
+      <w:lvlJc w:val="right"/>
+      <w:pPr>
+        <w:ind w:left="7200" w:hanging="180"/>
+      </w:pPr>
+    </w:lvl>
+  </w:abstractNum>
+  <w:abstractNum w:abstractNumId="4" w15:restartNumberingAfterBreak="0">
+    <w:nsid w:val="1DDE003F"/>
+    <w:multiLevelType w:val="hybridMultilevel"/>
+    <w:tmpl w:val="DDA80DF6"/>
+    <w:lvl w:ilvl="0" w:tplc="452E8528">
+      <w:start w:val="1"/>
+      <w:numFmt w:val="decimal"/>
+      <w:lvlText w:val="%1."/>
+      <w:lvlJc w:val="left"/>
+      <w:pPr>
+        <w:ind w:left="1080" w:hanging="360"/>
+      </w:pPr>
+      <w:rPr>
+        <w:rFonts w:hint="default"/>
+      </w:rPr>
+    </w:lvl>
+    <w:lvl w:ilvl="1" w:tplc="04090019" w:tentative="1">
+      <w:start w:val="1"/>
+      <w:numFmt w:val="lowerLetter"/>
+      <w:lvlText w:val="%2."/>
+      <w:lvlJc w:val="left"/>
+      <w:pPr>
+        <w:ind w:left="1800" w:hanging="360"/>
+      </w:pPr>
+    </w:lvl>
+    <w:lvl w:ilvl="2" w:tplc="0409001B" w:tentative="1">
+      <w:start w:val="1"/>
+      <w:numFmt w:val="lowerRoman"/>
+      <w:lvlText w:val="%3."/>
+      <w:lvlJc w:val="right"/>
+      <w:pPr>
+        <w:ind w:left="2520" w:hanging="180"/>
+      </w:pPr>
+    </w:lvl>
+    <w:lvl w:ilvl="3" w:tplc="0409000F" w:tentative="1">
+      <w:start w:val="1"/>
+      <w:numFmt w:val="decimal"/>
+      <w:lvlText w:val="%4."/>
+      <w:lvlJc w:val="left"/>
+      <w:pPr>
+        <w:ind w:left="3240" w:hanging="360"/>
+      </w:pPr>
+    </w:lvl>
+    <w:lvl w:ilvl="4" w:tplc="04090019" w:tentative="1">
+      <w:start w:val="1"/>
+      <w:numFmt w:val="lowerLetter"/>
+      <w:lvlText w:val="%5."/>
+      <w:lvlJc w:val="left"/>
+      <w:pPr>
+        <w:ind w:left="3960" w:hanging="360"/>
+      </w:pPr>
+    </w:lvl>
+    <w:lvl w:ilvl="5" w:tplc="0409001B" w:tentative="1">
+      <w:start w:val="1"/>
+      <w:numFmt w:val="lowerRoman"/>
+      <w:lvlText w:val="%6."/>
+      <w:lvlJc w:val="right"/>
+      <w:pPr>
+        <w:ind w:left="4680" w:hanging="180"/>
+      </w:pPr>
+    </w:lvl>
+    <w:lvl w:ilvl="6" w:tplc="0409000F" w:tentative="1">
+      <w:start w:val="1"/>
+      <w:numFmt w:val="decimal"/>
+      <w:lvlText w:val="%7."/>
+      <w:lvlJc w:val="left"/>
+      <w:pPr>
+        <w:ind w:left="5400" w:hanging="360"/>
+      </w:pPr>
+    </w:lvl>
+    <w:lvl w:ilvl="7" w:tplc="04090019" w:tentative="1">
+      <w:start w:val="1"/>
+      <w:numFmt w:val="lowerLetter"/>
+      <w:lvlText w:val="%8."/>
+      <w:lvlJc w:val="left"/>
+      <w:pPr>
+        <w:ind w:left="6120" w:hanging="360"/>
+      </w:pPr>
+    </w:lvl>
+    <w:lvl w:ilvl="8" w:tplc="0409001B" w:tentative="1">
+      <w:start w:val="1"/>
+      <w:numFmt w:val="lowerRoman"/>
+      <w:lvlText w:val="%9."/>
+      <w:lvlJc w:val="right"/>
+      <w:pPr>
+        <w:ind w:left="6840" w:hanging="180"/>
+      </w:pPr>
+    </w:lvl>
+  </w:abstractNum>
+  <w:abstractNum w:abstractNumId="5" w15:restartNumberingAfterBreak="0">
     <w:nsid w:val="27FA6822"/>
     <w:multiLevelType w:val="hybridMultilevel"/>
     <w:tmpl w:val="97AC1D5C"/>
@@ -252,7 +2245,7 @@
       </w:pPr>
     </w:lvl>
   </w:abstractNum>
-  <w:abstractNum w:abstractNumId="1" w15:restartNumberingAfterBreak="0">
+  <w:abstractNum w:abstractNumId="6" w15:restartNumberingAfterBreak="0">
     <w:nsid w:val="2A745631"/>
     <w:multiLevelType w:val="hybridMultilevel"/>
     <w:tmpl w:val="C07E4884"/>
@@ -341,7 +2334,7 @@
       </w:pPr>
     </w:lvl>
   </w:abstractNum>
-  <w:abstractNum w:abstractNumId="2" w15:restartNumberingAfterBreak="0">
+  <w:abstractNum w:abstractNumId="7" w15:restartNumberingAfterBreak="0">
     <w:nsid w:val="3A807294"/>
     <w:multiLevelType w:val="hybridMultilevel"/>
     <w:tmpl w:val="FD240BA8"/>
@@ -430,7 +2423,185 @@
       </w:pPr>
     </w:lvl>
   </w:abstractNum>
-  <w:abstractNum w:abstractNumId="3" w15:restartNumberingAfterBreak="0">
+  <w:abstractNum w:abstractNumId="8" w15:restartNumberingAfterBreak="0">
+    <w:nsid w:val="3CF258A9"/>
+    <w:multiLevelType w:val="hybridMultilevel"/>
+    <w:tmpl w:val="3842BB30"/>
+    <w:lvl w:ilvl="0" w:tplc="0409000F">
+      <w:start w:val="1"/>
+      <w:numFmt w:val="decimal"/>
+      <w:lvlText w:val="%1."/>
+      <w:lvlJc w:val="left"/>
+      <w:pPr>
+        <w:ind w:left="720" w:hanging="360"/>
+      </w:pPr>
+      <w:rPr>
+        <w:rFonts w:hint="default"/>
+      </w:rPr>
+    </w:lvl>
+    <w:lvl w:ilvl="1" w:tplc="04090019" w:tentative="1">
+      <w:start w:val="1"/>
+      <w:numFmt w:val="lowerLetter"/>
+      <w:lvlText w:val="%2."/>
+      <w:lvlJc w:val="left"/>
+      <w:pPr>
+        <w:ind w:left="1440" w:hanging="360"/>
+      </w:pPr>
+    </w:lvl>
+    <w:lvl w:ilvl="2" w:tplc="0409001B" w:tentative="1">
+      <w:start w:val="1"/>
+      <w:numFmt w:val="lowerRoman"/>
+      <w:lvlText w:val="%3."/>
+      <w:lvlJc w:val="right"/>
+      <w:pPr>
+        <w:ind w:left="2160" w:hanging="180"/>
+      </w:pPr>
+    </w:lvl>
+    <w:lvl w:ilvl="3" w:tplc="0409000F" w:tentative="1">
+      <w:start w:val="1"/>
+      <w:numFmt w:val="decimal"/>
+      <w:lvlText w:val="%4."/>
+      <w:lvlJc w:val="left"/>
+      <w:pPr>
+        <w:ind w:left="2880" w:hanging="360"/>
+      </w:pPr>
+    </w:lvl>
+    <w:lvl w:ilvl="4" w:tplc="04090019" w:tentative="1">
+      <w:start w:val="1"/>
+      <w:numFmt w:val="lowerLetter"/>
+      <w:lvlText w:val="%5."/>
+      <w:lvlJc w:val="left"/>
+      <w:pPr>
+        <w:ind w:left="3600" w:hanging="360"/>
+      </w:pPr>
+    </w:lvl>
+    <w:lvl w:ilvl="5" w:tplc="0409001B" w:tentative="1">
+      <w:start w:val="1"/>
+      <w:numFmt w:val="lowerRoman"/>
+      <w:lvlText w:val="%6."/>
+      <w:lvlJc w:val="right"/>
+      <w:pPr>
+        <w:ind w:left="4320" w:hanging="180"/>
+      </w:pPr>
+    </w:lvl>
+    <w:lvl w:ilvl="6" w:tplc="0409000F" w:tentative="1">
+      <w:start w:val="1"/>
+      <w:numFmt w:val="decimal"/>
+      <w:lvlText w:val="%7."/>
+      <w:lvlJc w:val="left"/>
+      <w:pPr>
+        <w:ind w:left="5040" w:hanging="360"/>
+      </w:pPr>
+    </w:lvl>
+    <w:lvl w:ilvl="7" w:tplc="04090019" w:tentative="1">
+      <w:start w:val="1"/>
+      <w:numFmt w:val="lowerLetter"/>
+      <w:lvlText w:val="%8."/>
+      <w:lvlJc w:val="left"/>
+      <w:pPr>
+        <w:ind w:left="5760" w:hanging="360"/>
+      </w:pPr>
+    </w:lvl>
+    <w:lvl w:ilvl="8" w:tplc="0409001B" w:tentative="1">
+      <w:start w:val="1"/>
+      <w:numFmt w:val="lowerRoman"/>
+      <w:lvlText w:val="%9."/>
+      <w:lvlJc w:val="right"/>
+      <w:pPr>
+        <w:ind w:left="6480" w:hanging="180"/>
+      </w:pPr>
+    </w:lvl>
+  </w:abstractNum>
+  <w:abstractNum w:abstractNumId="9" w15:restartNumberingAfterBreak="0">
+    <w:nsid w:val="3E614E25"/>
+    <w:multiLevelType w:val="hybridMultilevel"/>
+    <w:tmpl w:val="963E3E1C"/>
+    <w:lvl w:ilvl="0" w:tplc="5330D2EE">
+      <w:start w:val="1"/>
+      <w:numFmt w:val="decimal"/>
+      <w:lvlText w:val="%1."/>
+      <w:lvlJc w:val="left"/>
+      <w:pPr>
+        <w:ind w:left="1080" w:hanging="360"/>
+      </w:pPr>
+      <w:rPr>
+        <w:rFonts w:hint="default"/>
+      </w:rPr>
+    </w:lvl>
+    <w:lvl w:ilvl="1" w:tplc="04090019" w:tentative="1">
+      <w:start w:val="1"/>
+      <w:numFmt w:val="lowerLetter"/>
+      <w:lvlText w:val="%2."/>
+      <w:lvlJc w:val="left"/>
+      <w:pPr>
+        <w:ind w:left="1800" w:hanging="360"/>
+      </w:pPr>
+    </w:lvl>
+    <w:lvl w:ilvl="2" w:tplc="0409001B" w:tentative="1">
+      <w:start w:val="1"/>
+      <w:numFmt w:val="lowerRoman"/>
+      <w:lvlText w:val="%3."/>
+      <w:lvlJc w:val="right"/>
+      <w:pPr>
+        <w:ind w:left="2520" w:hanging="180"/>
+      </w:pPr>
+    </w:lvl>
+    <w:lvl w:ilvl="3" w:tplc="0409000F" w:tentative="1">
+      <w:start w:val="1"/>
+      <w:numFmt w:val="decimal"/>
+      <w:lvlText w:val="%4."/>
+      <w:lvlJc w:val="left"/>
+      <w:pPr>
+        <w:ind w:left="3240" w:hanging="360"/>
+      </w:pPr>
+    </w:lvl>
+    <w:lvl w:ilvl="4" w:tplc="04090019" w:tentative="1">
+      <w:start w:val="1"/>
+      <w:numFmt w:val="lowerLetter"/>
+      <w:lvlText w:val="%5."/>
+      <w:lvlJc w:val="left"/>
+      <w:pPr>
+        <w:ind w:left="3960" w:hanging="360"/>
+      </w:pPr>
+    </w:lvl>
+    <w:lvl w:ilvl="5" w:tplc="0409001B" w:tentative="1">
+      <w:start w:val="1"/>
+      <w:numFmt w:val="lowerRoman"/>
+      <w:lvlText w:val="%6."/>
+      <w:lvlJc w:val="right"/>
+      <w:pPr>
+        <w:ind w:left="4680" w:hanging="180"/>
+      </w:pPr>
+    </w:lvl>
+    <w:lvl w:ilvl="6" w:tplc="0409000F" w:tentative="1">
+      <w:start w:val="1"/>
+      <w:numFmt w:val="decimal"/>
+      <w:lvlText w:val="%7."/>
+      <w:lvlJc w:val="left"/>
+      <w:pPr>
+        <w:ind w:left="5400" w:hanging="360"/>
+      </w:pPr>
+    </w:lvl>
+    <w:lvl w:ilvl="7" w:tplc="04090019" w:tentative="1">
+      <w:start w:val="1"/>
+      <w:numFmt w:val="lowerLetter"/>
+      <w:lvlText w:val="%8."/>
+      <w:lvlJc w:val="left"/>
+      <w:pPr>
+        <w:ind w:left="6120" w:hanging="360"/>
+      </w:pPr>
+    </w:lvl>
+    <w:lvl w:ilvl="8" w:tplc="0409001B" w:tentative="1">
+      <w:start w:val="1"/>
+      <w:numFmt w:val="lowerRoman"/>
+      <w:lvlText w:val="%9."/>
+      <w:lvlJc w:val="right"/>
+      <w:pPr>
+        <w:ind w:left="6840" w:hanging="180"/>
+      </w:pPr>
+    </w:lvl>
+  </w:abstractNum>
+  <w:abstractNum w:abstractNumId="10" w15:restartNumberingAfterBreak="0">
     <w:nsid w:val="45F4691C"/>
     <w:multiLevelType w:val="hybridMultilevel"/>
     <w:tmpl w:val="05EED312"/>
@@ -519,7 +2690,185 @@
       </w:pPr>
     </w:lvl>
   </w:abstractNum>
-  <w:abstractNum w:abstractNumId="4" w15:restartNumberingAfterBreak="0">
+  <w:abstractNum w:abstractNumId="11" w15:restartNumberingAfterBreak="0">
+    <w:nsid w:val="5BFF7D82"/>
+    <w:multiLevelType w:val="hybridMultilevel"/>
+    <w:tmpl w:val="695A1D84"/>
+    <w:lvl w:ilvl="0" w:tplc="0409000F">
+      <w:start w:val="1"/>
+      <w:numFmt w:val="decimal"/>
+      <w:lvlText w:val="%1."/>
+      <w:lvlJc w:val="left"/>
+      <w:pPr>
+        <w:ind w:left="720" w:hanging="360"/>
+      </w:pPr>
+      <w:rPr>
+        <w:rFonts w:hint="default"/>
+      </w:rPr>
+    </w:lvl>
+    <w:lvl w:ilvl="1" w:tplc="04090019" w:tentative="1">
+      <w:start w:val="1"/>
+      <w:numFmt w:val="lowerLetter"/>
+      <w:lvlText w:val="%2."/>
+      <w:lvlJc w:val="left"/>
+      <w:pPr>
+        <w:ind w:left="1440" w:hanging="360"/>
+      </w:pPr>
+    </w:lvl>
+    <w:lvl w:ilvl="2" w:tplc="0409001B" w:tentative="1">
+      <w:start w:val="1"/>
+      <w:numFmt w:val="lowerRoman"/>
+      <w:lvlText w:val="%3."/>
+      <w:lvlJc w:val="right"/>
+      <w:pPr>
+        <w:ind w:left="2160" w:hanging="180"/>
+      </w:pPr>
+    </w:lvl>
+    <w:lvl w:ilvl="3" w:tplc="0409000F" w:tentative="1">
+      <w:start w:val="1"/>
+      <w:numFmt w:val="decimal"/>
+      <w:lvlText w:val="%4."/>
+      <w:lvlJc w:val="left"/>
+      <w:pPr>
+        <w:ind w:left="2880" w:hanging="360"/>
+      </w:pPr>
+    </w:lvl>
+    <w:lvl w:ilvl="4" w:tplc="04090019" w:tentative="1">
+      <w:start w:val="1"/>
+      <w:numFmt w:val="lowerLetter"/>
+      <w:lvlText w:val="%5."/>
+      <w:lvlJc w:val="left"/>
+      <w:pPr>
+        <w:ind w:left="3600" w:hanging="360"/>
+      </w:pPr>
+    </w:lvl>
+    <w:lvl w:ilvl="5" w:tplc="0409001B" w:tentative="1">
+      <w:start w:val="1"/>
+      <w:numFmt w:val="lowerRoman"/>
+      <w:lvlText w:val="%6."/>
+      <w:lvlJc w:val="right"/>
+      <w:pPr>
+        <w:ind w:left="4320" w:hanging="180"/>
+      </w:pPr>
+    </w:lvl>
+    <w:lvl w:ilvl="6" w:tplc="0409000F" w:tentative="1">
+      <w:start w:val="1"/>
+      <w:numFmt w:val="decimal"/>
+      <w:lvlText w:val="%7."/>
+      <w:lvlJc w:val="left"/>
+      <w:pPr>
+        <w:ind w:left="5040" w:hanging="360"/>
+      </w:pPr>
+    </w:lvl>
+    <w:lvl w:ilvl="7" w:tplc="04090019" w:tentative="1">
+      <w:start w:val="1"/>
+      <w:numFmt w:val="lowerLetter"/>
+      <w:lvlText w:val="%8."/>
+      <w:lvlJc w:val="left"/>
+      <w:pPr>
+        <w:ind w:left="5760" w:hanging="360"/>
+      </w:pPr>
+    </w:lvl>
+    <w:lvl w:ilvl="8" w:tplc="0409001B" w:tentative="1">
+      <w:start w:val="1"/>
+      <w:numFmt w:val="lowerRoman"/>
+      <w:lvlText w:val="%9."/>
+      <w:lvlJc w:val="right"/>
+      <w:pPr>
+        <w:ind w:left="6480" w:hanging="180"/>
+      </w:pPr>
+    </w:lvl>
+  </w:abstractNum>
+  <w:abstractNum w:abstractNumId="12" w15:restartNumberingAfterBreak="0">
+    <w:nsid w:val="67AA43BA"/>
+    <w:multiLevelType w:val="hybridMultilevel"/>
+    <w:tmpl w:val="AA6A4BE0"/>
+    <w:lvl w:ilvl="0" w:tplc="0D782640">
+      <w:start w:val="1"/>
+      <w:numFmt w:val="lowerLetter"/>
+      <w:lvlText w:val="%1."/>
+      <w:lvlJc w:val="left"/>
+      <w:pPr>
+        <w:ind w:left="1440" w:hanging="360"/>
+      </w:pPr>
+      <w:rPr>
+        <w:rFonts w:hint="default"/>
+      </w:rPr>
+    </w:lvl>
+    <w:lvl w:ilvl="1" w:tplc="04090019" w:tentative="1">
+      <w:start w:val="1"/>
+      <w:numFmt w:val="lowerLetter"/>
+      <w:lvlText w:val="%2."/>
+      <w:lvlJc w:val="left"/>
+      <w:pPr>
+        <w:ind w:left="2160" w:hanging="360"/>
+      </w:pPr>
+    </w:lvl>
+    <w:lvl w:ilvl="2" w:tplc="0409001B" w:tentative="1">
+      <w:start w:val="1"/>
+      <w:numFmt w:val="lowerRoman"/>
+      <w:lvlText w:val="%3."/>
+      <w:lvlJc w:val="right"/>
+      <w:pPr>
+        <w:ind w:left="2880" w:hanging="180"/>
+      </w:pPr>
+    </w:lvl>
+    <w:lvl w:ilvl="3" w:tplc="0409000F" w:tentative="1">
+      <w:start w:val="1"/>
+      <w:numFmt w:val="decimal"/>
+      <w:lvlText w:val="%4."/>
+      <w:lvlJc w:val="left"/>
+      <w:pPr>
+        <w:ind w:left="3600" w:hanging="360"/>
+      </w:pPr>
+    </w:lvl>
+    <w:lvl w:ilvl="4" w:tplc="04090019" w:tentative="1">
+      <w:start w:val="1"/>
+      <w:numFmt w:val="lowerLetter"/>
+      <w:lvlText w:val="%5."/>
+      <w:lvlJc w:val="left"/>
+      <w:pPr>
+        <w:ind w:left="4320" w:hanging="360"/>
+      </w:pPr>
+    </w:lvl>
+    <w:lvl w:ilvl="5" w:tplc="0409001B" w:tentative="1">
+      <w:start w:val="1"/>
+      <w:numFmt w:val="lowerRoman"/>
+      <w:lvlText w:val="%6."/>
+      <w:lvlJc w:val="right"/>
+      <w:pPr>
+        <w:ind w:left="5040" w:hanging="180"/>
+      </w:pPr>
+    </w:lvl>
+    <w:lvl w:ilvl="6" w:tplc="0409000F" w:tentative="1">
+      <w:start w:val="1"/>
+      <w:numFmt w:val="decimal"/>
+      <w:lvlText w:val="%7."/>
+      <w:lvlJc w:val="left"/>
+      <w:pPr>
+        <w:ind w:left="5760" w:hanging="360"/>
+      </w:pPr>
+    </w:lvl>
+    <w:lvl w:ilvl="7" w:tplc="04090019" w:tentative="1">
+      <w:start w:val="1"/>
+      <w:numFmt w:val="lowerLetter"/>
+      <w:lvlText w:val="%8."/>
+      <w:lvlJc w:val="left"/>
+      <w:pPr>
+        <w:ind w:left="6480" w:hanging="360"/>
+      </w:pPr>
+    </w:lvl>
+    <w:lvl w:ilvl="8" w:tplc="0409001B" w:tentative="1">
+      <w:start w:val="1"/>
+      <w:numFmt w:val="lowerRoman"/>
+      <w:lvlText w:val="%9."/>
+      <w:lvlJc w:val="right"/>
+      <w:pPr>
+        <w:ind w:left="7200" w:hanging="180"/>
+      </w:pPr>
+    </w:lvl>
+  </w:abstractNum>
+  <w:abstractNum w:abstractNumId="13" w15:restartNumberingAfterBreak="0">
     <w:nsid w:val="6AB9044D"/>
     <w:multiLevelType w:val="hybridMultilevel"/>
     <w:tmpl w:val="C27CC496"/>
@@ -608,7 +2957,96 @@
       </w:pPr>
     </w:lvl>
   </w:abstractNum>
-  <w:abstractNum w:abstractNumId="5" w15:restartNumberingAfterBreak="0">
+  <w:abstractNum w:abstractNumId="14" w15:restartNumberingAfterBreak="0">
+    <w:nsid w:val="6C135CBE"/>
+    <w:multiLevelType w:val="hybridMultilevel"/>
+    <w:tmpl w:val="52F6FEDE"/>
+    <w:lvl w:ilvl="0" w:tplc="8F7AB4A2">
+      <w:start w:val="1"/>
+      <w:numFmt w:val="decimal"/>
+      <w:lvlText w:val="%1."/>
+      <w:lvlJc w:val="left"/>
+      <w:pPr>
+        <w:ind w:left="900" w:hanging="360"/>
+      </w:pPr>
+      <w:rPr>
+        <w:rFonts w:hint="default"/>
+      </w:rPr>
+    </w:lvl>
+    <w:lvl w:ilvl="1" w:tplc="04090019" w:tentative="1">
+      <w:start w:val="1"/>
+      <w:numFmt w:val="lowerLetter"/>
+      <w:lvlText w:val="%2."/>
+      <w:lvlJc w:val="left"/>
+      <w:pPr>
+        <w:ind w:left="1800" w:hanging="360"/>
+      </w:pPr>
+    </w:lvl>
+    <w:lvl w:ilvl="2" w:tplc="0409001B" w:tentative="1">
+      <w:start w:val="1"/>
+      <w:numFmt w:val="lowerRoman"/>
+      <w:lvlText w:val="%3."/>
+      <w:lvlJc w:val="right"/>
+      <w:pPr>
+        <w:ind w:left="2520" w:hanging="180"/>
+      </w:pPr>
+    </w:lvl>
+    <w:lvl w:ilvl="3" w:tplc="0409000F" w:tentative="1">
+      <w:start w:val="1"/>
+      <w:numFmt w:val="decimal"/>
+      <w:lvlText w:val="%4."/>
+      <w:lvlJc w:val="left"/>
+      <w:pPr>
+        <w:ind w:left="3240" w:hanging="360"/>
+      </w:pPr>
+    </w:lvl>
+    <w:lvl w:ilvl="4" w:tplc="04090019" w:tentative="1">
+      <w:start w:val="1"/>
+      <w:numFmt w:val="lowerLetter"/>
+      <w:lvlText w:val="%5."/>
+      <w:lvlJc w:val="left"/>
+      <w:pPr>
+        <w:ind w:left="3960" w:hanging="360"/>
+      </w:pPr>
+    </w:lvl>
+    <w:lvl w:ilvl="5" w:tplc="0409001B" w:tentative="1">
+      <w:start w:val="1"/>
+      <w:numFmt w:val="lowerRoman"/>
+      <w:lvlText w:val="%6."/>
+      <w:lvlJc w:val="right"/>
+      <w:pPr>
+        <w:ind w:left="4680" w:hanging="180"/>
+      </w:pPr>
+    </w:lvl>
+    <w:lvl w:ilvl="6" w:tplc="0409000F" w:tentative="1">
+      <w:start w:val="1"/>
+      <w:numFmt w:val="decimal"/>
+      <w:lvlText w:val="%7."/>
+      <w:lvlJc w:val="left"/>
+      <w:pPr>
+        <w:ind w:left="5400" w:hanging="360"/>
+      </w:pPr>
+    </w:lvl>
+    <w:lvl w:ilvl="7" w:tplc="04090019" w:tentative="1">
+      <w:start w:val="1"/>
+      <w:numFmt w:val="lowerLetter"/>
+      <w:lvlText w:val="%8."/>
+      <w:lvlJc w:val="left"/>
+      <w:pPr>
+        <w:ind w:left="6120" w:hanging="360"/>
+      </w:pPr>
+    </w:lvl>
+    <w:lvl w:ilvl="8" w:tplc="0409001B" w:tentative="1">
+      <w:start w:val="1"/>
+      <w:numFmt w:val="lowerRoman"/>
+      <w:lvlText w:val="%9."/>
+      <w:lvlJc w:val="right"/>
+      <w:pPr>
+        <w:ind w:left="6840" w:hanging="180"/>
+      </w:pPr>
+    </w:lvl>
+  </w:abstractNum>
+  <w:abstractNum w:abstractNumId="15" w15:restartNumberingAfterBreak="0">
     <w:nsid w:val="74390643"/>
     <w:multiLevelType w:val="hybridMultilevel"/>
     <w:tmpl w:val="DD743220"/>
@@ -698,22 +3136,52 @@
     </w:lvl>
   </w:abstractNum>
   <w:num w:numId="1" w16cid:durableId="716050641">
+    <w:abstractNumId w:val="13"/>
+  </w:num>
+  <w:num w:numId="2" w16cid:durableId="760759196">
+    <w:abstractNumId w:val="7"/>
+  </w:num>
+  <w:num w:numId="3" w16cid:durableId="2138330593">
+    <w:abstractNumId w:val="10"/>
+  </w:num>
+  <w:num w:numId="4" w16cid:durableId="307247521">
+    <w:abstractNumId w:val="5"/>
+  </w:num>
+  <w:num w:numId="5" w16cid:durableId="766120599">
+    <w:abstractNumId w:val="15"/>
+  </w:num>
+  <w:num w:numId="6" w16cid:durableId="917714662">
+    <w:abstractNumId w:val="6"/>
+  </w:num>
+  <w:num w:numId="7" w16cid:durableId="1735930360">
+    <w:abstractNumId w:val="2"/>
+  </w:num>
+  <w:num w:numId="8" w16cid:durableId="1999116093">
+    <w:abstractNumId w:val="3"/>
+  </w:num>
+  <w:num w:numId="9" w16cid:durableId="1565287988">
+    <w:abstractNumId w:val="9"/>
+  </w:num>
+  <w:num w:numId="10" w16cid:durableId="502208878">
+    <w:abstractNumId w:val="14"/>
+  </w:num>
+  <w:num w:numId="11" w16cid:durableId="1706099498">
+    <w:abstractNumId w:val="12"/>
+  </w:num>
+  <w:num w:numId="12" w16cid:durableId="2131121611">
     <w:abstractNumId w:val="4"/>
   </w:num>
-  <w:num w:numId="2" w16cid:durableId="760759196">
-    <w:abstractNumId w:val="2"/>
+  <w:num w:numId="13" w16cid:durableId="1329016898">
+    <w:abstractNumId w:val="8"/>
   </w:num>
-  <w:num w:numId="3" w16cid:durableId="2138330593">
-    <w:abstractNumId w:val="3"/>
-  </w:num>
-  <w:num w:numId="4" w16cid:durableId="307247521">
+  <w:num w:numId="14" w16cid:durableId="166023661">
     <w:abstractNumId w:val="0"/>
   </w:num>
-  <w:num w:numId="5" w16cid:durableId="766120599">
-    <w:abstractNumId w:val="5"/>
+  <w:num w:numId="15" w16cid:durableId="270092531">
+    <w:abstractNumId w:val="1"/>
   </w:num>
-  <w:num w:numId="6" w16cid:durableId="917714662">
-    <w:abstractNumId w:val="1"/>
+  <w:num w:numId="16" w16cid:durableId="329599028">
+    <w:abstractNumId w:val="11"/>
   </w:num>
 </w:numbering>
 </file>
